--- a/projects/武汉东湖智能游艇示范项目/项目任务清单.docx
+++ b/projects/武汉东湖智能游艇示范项目/项目任务清单.docx
@@ -238,7 +238,7 @@
                 <w:rFonts w:ascii="宋体" w:hAnsi="宋体" w:eastAsia="宋体"/>
                 <w:sz w:val="21"/>
               </w:rPr>
-              <w:t>无疆(武汉)技术有限公司</w:t>
+              <w:t>浦立泽</w:t>
             </w:r>
           </w:p>
         </w:tc>
@@ -1922,7 +1922,7 @@
                 <w:rFonts w:ascii="宋体" w:hAnsi="宋体" w:eastAsia="宋体"/>
                 <w:sz w:val="19"/>
               </w:rPr>
-              <w:t>无疆</w:t>
+              <w:t>浦立泽</w:t>
             </w:r>
           </w:p>
         </w:tc>
@@ -2089,7 +2089,7 @@
                 <w:rFonts w:ascii="宋体" w:hAnsi="宋体" w:eastAsia="宋体"/>
                 <w:sz w:val="19"/>
               </w:rPr>
-              <w:t>无疆+销售</w:t>
+              <w:t>浦立泽+销售</w:t>
             </w:r>
           </w:p>
         </w:tc>
@@ -2527,7 +2527,7 @@
                 <w:rFonts w:ascii="宋体" w:hAnsi="宋体" w:eastAsia="宋体"/>
                 <w:sz w:val="19"/>
               </w:rPr>
-              <w:t>无疆+设计院</w:t>
+              <w:t>浦立泽+设计院</w:t>
             </w:r>
           </w:p>
         </w:tc>
@@ -2712,7 +2712,7 @@
                 <w:rFonts w:ascii="宋体" w:hAnsi="宋体" w:eastAsia="宋体"/>
                 <w:sz w:val="19"/>
               </w:rPr>
-              <w:t>无疆+甲方</w:t>
+              <w:t>浦立泽+甲方</w:t>
             </w:r>
           </w:p>
         </w:tc>
@@ -3047,7 +3047,7 @@
                 <w:rFonts w:ascii="宋体" w:hAnsi="宋体" w:eastAsia="宋体"/>
                 <w:sz w:val="19"/>
               </w:rPr>
-              <w:t>无疆</w:t>
+              <w:t>浦立泽</w:t>
             </w:r>
           </w:p>
         </w:tc>
@@ -3215,7 +3215,7 @@
                 <w:rFonts w:ascii="宋体" w:hAnsi="宋体" w:eastAsia="宋体"/>
                 <w:sz w:val="19"/>
               </w:rPr>
-              <w:t>无疆</w:t>
+              <w:t>浦立泽</w:t>
             </w:r>
           </w:p>
         </w:tc>
@@ -3384,7 +3384,7 @@
                 <w:rFonts w:ascii="宋体" w:hAnsi="宋体" w:eastAsia="宋体"/>
                 <w:sz w:val="19"/>
               </w:rPr>
-              <w:t>船厂测量+无疆</w:t>
+              <w:t>船厂测量+浦立泽</w:t>
             </w:r>
           </w:p>
         </w:tc>
@@ -3550,7 +3550,7 @@
                 <w:rFonts w:ascii="宋体" w:hAnsi="宋体" w:eastAsia="宋体"/>
                 <w:sz w:val="19"/>
               </w:rPr>
-              <w:t>无疆+船厂</w:t>
+              <w:t>浦立泽+船厂</w:t>
             </w:r>
           </w:p>
         </w:tc>
@@ -3883,7 +3883,7 @@
                 <w:rFonts w:ascii="宋体" w:hAnsi="宋体" w:eastAsia="宋体"/>
                 <w:sz w:val="19"/>
               </w:rPr>
-              <w:t>无疆</w:t>
+              <w:t>浦立泽</w:t>
             </w:r>
           </w:p>
         </w:tc>
@@ -4401,7 +4401,7 @@
                 <w:rFonts w:ascii="宋体" w:hAnsi="宋体" w:eastAsia="宋体"/>
                 <w:sz w:val="19"/>
               </w:rPr>
-              <w:t>无疆</w:t>
+              <w:t>浦立泽</w:t>
             </w:r>
           </w:p>
         </w:tc>
@@ -4569,7 +4569,7 @@
                 <w:rFonts w:ascii="宋体" w:hAnsi="宋体" w:eastAsia="宋体"/>
                 <w:sz w:val="19"/>
               </w:rPr>
-              <w:t>无疆+甲方</w:t>
+              <w:t>浦立泽+甲方</w:t>
             </w:r>
           </w:p>
         </w:tc>
@@ -4752,7 +4752,7 @@
                 <w:rFonts w:ascii="宋体" w:hAnsi="宋体" w:eastAsia="宋体"/>
                 <w:sz w:val="19"/>
               </w:rPr>
-              <w:t>无疆</w:t>
+              <w:t>浦立泽</w:t>
             </w:r>
           </w:p>
         </w:tc>
@@ -5327,7 +5327,7 @@
                 <w:rFonts w:ascii="宋体" w:hAnsi="宋体" w:eastAsia="宋体"/>
                 <w:sz w:val="19"/>
               </w:rPr>
-              <w:t>无疆</w:t>
+              <w:t>浦立泽</w:t>
             </w:r>
           </w:p>
         </w:tc>
@@ -5496,7 +5496,7 @@
                 <w:rFonts w:ascii="宋体" w:hAnsi="宋体" w:eastAsia="宋体"/>
                 <w:sz w:val="19"/>
               </w:rPr>
-              <w:t>无疆</w:t>
+              <w:t>浦立泽</w:t>
             </w:r>
           </w:p>
         </w:tc>
@@ -5664,7 +5664,7 @@
                 <w:rFonts w:ascii="宋体" w:hAnsi="宋体" w:eastAsia="宋体"/>
                 <w:sz w:val="19"/>
               </w:rPr>
-              <w:t>无疆</w:t>
+              <w:t>浦立泽</w:t>
             </w:r>
           </w:p>
         </w:tc>
@@ -5833,7 +5833,7 @@
                 <w:rFonts w:ascii="宋体" w:hAnsi="宋体" w:eastAsia="宋体"/>
                 <w:sz w:val="19"/>
               </w:rPr>
-              <w:t>无疆</w:t>
+              <w:t>浦立泽</w:t>
             </w:r>
           </w:p>
         </w:tc>
@@ -6001,7 +6001,7 @@
                 <w:rFonts w:ascii="宋体" w:hAnsi="宋体" w:eastAsia="宋体"/>
                 <w:sz w:val="19"/>
               </w:rPr>
-              <w:t>无疆</w:t>
+              <w:t>浦立泽</w:t>
             </w:r>
           </w:p>
         </w:tc>
@@ -6170,7 +6170,7 @@
                 <w:rFonts w:ascii="宋体" w:hAnsi="宋体" w:eastAsia="宋体"/>
                 <w:sz w:val="19"/>
               </w:rPr>
-              <w:t>无疆</w:t>
+              <w:t>浦立泽</w:t>
             </w:r>
           </w:p>
         </w:tc>
@@ -6338,7 +6338,7 @@
                 <w:rFonts w:ascii="宋体" w:hAnsi="宋体" w:eastAsia="宋体"/>
                 <w:sz w:val="19"/>
               </w:rPr>
-              <w:t>无疆</w:t>
+              <w:t>浦立泽</w:t>
             </w:r>
           </w:p>
         </w:tc>
@@ -6505,7 +6505,7 @@
                 <w:rFonts w:ascii="宋体" w:hAnsi="宋体" w:eastAsia="宋体"/>
                 <w:sz w:val="19"/>
               </w:rPr>
-              <w:t>无疆</w:t>
+              <w:t>浦立泽</w:t>
             </w:r>
           </w:p>
         </w:tc>
@@ -6915,7 +6915,7 @@
                 <w:rFonts w:ascii="宋体" w:hAnsi="宋体" w:eastAsia="宋体"/>
                 <w:sz w:val="19"/>
               </w:rPr>
-              <w:t>无疆(甲方可到场)</w:t>
+              <w:t>浦立泽(甲方可到场)</w:t>
             </w:r>
           </w:p>
         </w:tc>
@@ -7082,7 +7082,7 @@
                 <w:rFonts w:ascii="宋体" w:hAnsi="宋体" w:eastAsia="宋体"/>
                 <w:sz w:val="19"/>
               </w:rPr>
-              <w:t>无疆</w:t>
+              <w:t>浦立泽</w:t>
             </w:r>
           </w:p>
         </w:tc>
@@ -7248,7 +7248,7 @@
                 <w:rFonts w:ascii="宋体" w:hAnsi="宋体" w:eastAsia="宋体"/>
                 <w:sz w:val="19"/>
               </w:rPr>
-              <w:t>无疆</w:t>
+              <w:t>浦立泽</w:t>
             </w:r>
           </w:p>
         </w:tc>
@@ -7415,7 +7415,7 @@
                 <w:rFonts w:ascii="宋体" w:hAnsi="宋体" w:eastAsia="宋体"/>
                 <w:sz w:val="19"/>
               </w:rPr>
-              <w:t>无疆</w:t>
+              <w:t>浦立泽</w:t>
             </w:r>
           </w:p>
         </w:tc>
@@ -7581,7 +7581,7 @@
                 <w:rFonts w:ascii="宋体" w:hAnsi="宋体" w:eastAsia="宋体"/>
                 <w:sz w:val="19"/>
               </w:rPr>
-              <w:t>无疆</w:t>
+              <w:t>浦立泽</w:t>
             </w:r>
           </w:p>
         </w:tc>
@@ -7914,7 +7914,7 @@
                 <w:rFonts w:ascii="宋体" w:hAnsi="宋体" w:eastAsia="宋体"/>
                 <w:sz w:val="19"/>
               </w:rPr>
-              <w:t>无疆</w:t>
+              <w:t>浦立泽</w:t>
             </w:r>
           </w:p>
         </w:tc>
@@ -8420,7 +8420,7 @@
                 <w:rFonts w:ascii="宋体" w:hAnsi="宋体" w:eastAsia="宋体"/>
                 <w:sz w:val="19"/>
               </w:rPr>
-              <w:t>Excel 无疆接线;安装图</w:t>
+              <w:t>Excel 浦立泽接线;安装图</w:t>
             </w:r>
           </w:p>
         </w:tc>
@@ -8518,7 +8518,7 @@
                 <w:rFonts w:ascii="宋体" w:hAnsi="宋体" w:eastAsia="宋体"/>
                 <w:sz w:val="19"/>
               </w:rPr>
-              <w:t>船厂+无疆指导</w:t>
+              <w:t>船厂+浦立泽指导</w:t>
             </w:r>
           </w:p>
         </w:tc>
@@ -8684,7 +8684,7 @@
                 <w:rFonts w:ascii="宋体" w:hAnsi="宋体" w:eastAsia="宋体"/>
                 <w:sz w:val="19"/>
               </w:rPr>
-              <w:t>船厂+无疆指导</w:t>
+              <w:t>船厂+浦立泽指导</w:t>
             </w:r>
           </w:p>
         </w:tc>
@@ -8971,7 +8971,7 @@
                 <w:rFonts w:ascii="宋体" w:hAnsi="宋体" w:eastAsia="宋体"/>
                 <w:sz w:val="19"/>
               </w:rPr>
-              <w:t>摄像头×5 + NVR + 边缘计算盒安装(POE 供电,支架无疆提供)</w:t>
+              <w:t>摄像头×5 + NVR + 边缘计算盒安装(POE 供电,支架浦立泽提供)</w:t>
             </w:r>
           </w:p>
         </w:tc>
@@ -9017,7 +9017,7 @@
                 <w:rFonts w:ascii="宋体" w:hAnsi="宋体" w:eastAsia="宋体"/>
                 <w:sz w:val="19"/>
               </w:rPr>
-              <w:t>船厂+无疆</w:t>
+              <w:t>船厂+浦立泽</w:t>
             </w:r>
           </w:p>
         </w:tc>
@@ -9382,7 +9382,7 @@
                 <w:rFonts w:ascii="宋体" w:hAnsi="宋体" w:eastAsia="宋体"/>
                 <w:sz w:val="19"/>
               </w:rPr>
-              <w:t>船厂+无疆</w:t>
+              <w:t>船厂+浦立泽</w:t>
             </w:r>
           </w:p>
         </w:tc>
@@ -9549,7 +9549,7 @@
                 <w:rFonts w:ascii="宋体" w:hAnsi="宋体" w:eastAsia="宋体"/>
                 <w:sz w:val="19"/>
               </w:rPr>
-              <w:t>船厂+无疆</w:t>
+              <w:t>船厂+浦立泽</w:t>
             </w:r>
           </w:p>
         </w:tc>
@@ -9961,7 +9961,7 @@
                 <w:rFonts w:ascii="宋体" w:hAnsi="宋体" w:eastAsia="宋体"/>
                 <w:sz w:val="19"/>
               </w:rPr>
-              <w:t>无疆+船厂</w:t>
+              <w:t>浦立泽+船厂</w:t>
             </w:r>
           </w:p>
         </w:tc>
@@ -10128,7 +10128,7 @@
                 <w:rFonts w:ascii="宋体" w:hAnsi="宋体" w:eastAsia="宋体"/>
                 <w:sz w:val="19"/>
               </w:rPr>
-              <w:t>无疆</w:t>
+              <w:t>浦立泽</w:t>
             </w:r>
           </w:p>
         </w:tc>
@@ -10294,7 +10294,7 @@
                 <w:rFonts w:ascii="宋体" w:hAnsi="宋体" w:eastAsia="宋体"/>
                 <w:sz w:val="19"/>
               </w:rPr>
-              <w:t>无疆</w:t>
+              <w:t>浦立泽</w:t>
             </w:r>
           </w:p>
         </w:tc>
@@ -10461,7 +10461,7 @@
                 <w:rFonts w:ascii="宋体" w:hAnsi="宋体" w:eastAsia="宋体"/>
                 <w:sz w:val="19"/>
               </w:rPr>
-              <w:t>无疆</w:t>
+              <w:t>浦立泽</w:t>
             </w:r>
           </w:p>
         </w:tc>
@@ -10636,7 +10636,7 @@
                 <w:rFonts w:ascii="宋体" w:hAnsi="宋体" w:eastAsia="宋体"/>
                 <w:sz w:val="19"/>
               </w:rPr>
-              <w:t>无疆</w:t>
+              <w:t>浦立泽</w:t>
             </w:r>
           </w:p>
         </w:tc>
@@ -11059,7 +11059,7 @@
                 <w:rFonts w:ascii="宋体" w:hAnsi="宋体" w:eastAsia="宋体"/>
                 <w:sz w:val="19"/>
               </w:rPr>
-              <w:t>无疆</w:t>
+              <w:t>浦立泽</w:t>
             </w:r>
           </w:p>
         </w:tc>
@@ -11226,7 +11226,7 @@
                 <w:rFonts w:ascii="宋体" w:hAnsi="宋体" w:eastAsia="宋体"/>
                 <w:sz w:val="19"/>
               </w:rPr>
-              <w:t>无疆+甲方</w:t>
+              <w:t>浦立泽+甲方</w:t>
             </w:r>
           </w:p>
         </w:tc>
@@ -11392,7 +11392,7 @@
                 <w:rFonts w:ascii="宋体" w:hAnsi="宋体" w:eastAsia="宋体"/>
                 <w:sz w:val="19"/>
               </w:rPr>
-              <w:t>无疆+船厂</w:t>
+              <w:t>浦立泽+船厂</w:t>
             </w:r>
           </w:p>
         </w:tc>
@@ -11969,7 +11969,7 @@
                 <w:rFonts w:ascii="宋体" w:hAnsi="宋体" w:eastAsia="宋体"/>
                 <w:sz w:val="19"/>
               </w:rPr>
-              <w:t>无疆</w:t>
+              <w:t>浦立泽</w:t>
             </w:r>
           </w:p>
         </w:tc>
@@ -12136,7 +12136,7 @@
                 <w:rFonts w:ascii="宋体" w:hAnsi="宋体" w:eastAsia="宋体"/>
                 <w:sz w:val="19"/>
               </w:rPr>
-              <w:t>无疆</w:t>
+              <w:t>浦立泽</w:t>
             </w:r>
           </w:p>
         </w:tc>
@@ -12302,7 +12302,7 @@
                 <w:rFonts w:ascii="宋体" w:hAnsi="宋体" w:eastAsia="宋体"/>
                 <w:sz w:val="19"/>
               </w:rPr>
-              <w:t>无疆</w:t>
+              <w:t>浦立泽</w:t>
             </w:r>
           </w:p>
         </w:tc>
@@ -12635,7 +12635,7 @@
                 <w:rFonts w:ascii="宋体" w:hAnsi="宋体" w:eastAsia="宋体"/>
                 <w:sz w:val="19"/>
               </w:rPr>
-              <w:t>无疆</w:t>
+              <w:t>浦立泽</w:t>
             </w:r>
           </w:p>
         </w:tc>
@@ -13109,7 +13109,7 @@
                 <w:rFonts w:ascii="宋体" w:hAnsi="宋体" w:eastAsia="宋体"/>
                 <w:sz w:val="19"/>
               </w:rPr>
-              <w:t>无疆 PM</w:t>
+              <w:t>浦立泽 PM</w:t>
             </w:r>
           </w:p>
         </w:tc>
@@ -13227,7 +13227,7 @@
                 <w:rFonts w:ascii="宋体" w:hAnsi="宋体" w:eastAsia="宋体"/>
                 <w:sz w:val="19"/>
               </w:rPr>
-              <w:t>无疆</w:t>
+              <w:t>浦立泽</w:t>
             </w:r>
           </w:p>
         </w:tc>
@@ -13475,7 +13475,7 @@
                 <w:rFonts w:ascii="宋体" w:hAnsi="宋体" w:eastAsia="宋体"/>
                 <w:sz w:val="19"/>
               </w:rPr>
-              <w:t>无疆 PM</w:t>
+              <w:t>浦立泽 PM</w:t>
             </w:r>
           </w:p>
         </w:tc>

--- a/projects/武汉东湖智能游艇示范项目/项目任务清单.docx
+++ b/projects/武汉东湖智能游艇示范项目/项目任务清单.docx
@@ -299,7 +299,23 @@
                 <w:rFonts w:ascii="宋体" w:hAnsi="宋体" w:eastAsia="宋体"/>
                 <w:sz w:val="21"/>
               </w:rPr>
-              <w:t>(WBS),覆盖立项→技术澄清→制造→FAT→安装→HAT→SAT→交付八个阶段 + 贯穿性项目管理任务;每条任务标注交付物、责任方、前置依赖与是否在关键路径上</w:t>
+              <w:t>(WBS),覆盖立项→技术</w:t>
+            </w:r>
+            <w:r>
+              <w:rPr>
+                <w:rFonts w:ascii="宋体" w:hAnsi="宋体" w:eastAsia="宋体"/>
+                <w:b/>
+                <w:color w:val="C5500B"/>
+                <w:sz w:val="21"/>
+              </w:rPr>
+              <w:t>澄清</w:t>
+            </w:r>
+            <w:r>
+              <w:rPr>
+                <w:rFonts w:ascii="宋体" w:hAnsi="宋体" w:eastAsia="宋体"/>
+                <w:sz w:val="21"/>
+              </w:rPr>
+              <w:t>→制造→FAT→安装→HAT→SAT→交付八个阶段 + 贯穿性项目管理任务;每条任务标注交付物、责任方、前置依赖与是否在关键路径上</w:t>
             </w:r>
           </w:p>
         </w:tc>
@@ -344,7 +360,23 @@
                 <w:rFonts w:ascii="宋体" w:hAnsi="宋体" w:eastAsia="宋体"/>
                 <w:sz w:val="21"/>
               </w:rPr>
-              <w:t>V2 第八章 12 条待定项、第 4.4 节失效场景、第九章 FAT/HAT/SAT 验收框架、第十/十一章可选建议项、外装安装示意图、技术协议交付条款;每条任务在"来源"列标注出处</w:t>
+              <w:t>V2 第八章 12 条</w:t>
+            </w:r>
+            <w:r>
+              <w:rPr>
+                <w:rFonts w:ascii="宋体" w:hAnsi="宋体" w:eastAsia="宋体"/>
+                <w:b/>
+                <w:color w:val="C5500B"/>
+                <w:sz w:val="21"/>
+              </w:rPr>
+              <w:t>待定</w:t>
+            </w:r>
+            <w:r>
+              <w:rPr>
+                <w:rFonts w:ascii="宋体" w:hAnsi="宋体" w:eastAsia="宋体"/>
+                <w:sz w:val="21"/>
+              </w:rPr>
+              <w:t>项、第 4.4 节失效场景、第九章 FAT/HAT/SAT 验收框架、第十/十一章可选建议项、外装安装示意图、技术协议交付条款;每条任务在"来源"列标注出处</w:t>
             </w:r>
           </w:p>
         </w:tc>
@@ -389,7 +421,23 @@
                 <w:rFonts w:ascii="宋体" w:hAnsi="宋体" w:eastAsia="宋体"/>
                 <w:sz w:val="21"/>
               </w:rPr>
-              <w:t>按周例会逐条核销;"关键路径=是"的任务一旦延误直接拖累交船,优先保障;标注〔可选〕的任务需甲方先决策是否实施,不默认计入工期</w:t>
+              <w:t>按周例会逐条核销;"关键路径=是"的任务一旦延误直接拖累交船,优先保障;标注</w:t>
+            </w:r>
+            <w:r>
+              <w:rPr>
+                <w:rFonts w:ascii="宋体" w:hAnsi="宋体" w:eastAsia="宋体"/>
+                <w:b/>
+                <w:color w:val="9C6F00"/>
+                <w:sz w:val="21"/>
+              </w:rPr>
+              <w:t>〔可选〕</w:t>
+            </w:r>
+            <w:r>
+              <w:rPr>
+                <w:rFonts w:ascii="宋体" w:hAnsi="宋体" w:eastAsia="宋体"/>
+                <w:sz w:val="21"/>
+              </w:rPr>
+              <w:t>的任务需甲方先决策是否实施,不默认计入工期</w:t>
             </w:r>
           </w:p>
         </w:tc>
@@ -472,6 +520,148 @@
     <w:p>
       <w:r>
         <w:br w:type="page"/>
+      </w:r>
+    </w:p>
+    <w:p>
+      <w:pPr>
+        <w:spacing w:before="80" w:after="160"/>
+        <w:ind w:left="283"/>
+        <w:pBdr>
+          <w:left w:val="single" w:sz="18" w:space="8" w:color="C0A030"/>
+        </w:pBdr>
+      </w:pPr>
+      <w:r>
+        <w:rPr>
+          <w:rFonts w:ascii="宋体" w:hAnsi="宋体" w:eastAsia="宋体"/>
+          <w:b/>
+          <w:i/>
+          <w:color w:val="595959"/>
+          <w:sz w:val="20"/>
+        </w:rPr>
+        <w:t>颜色与标签图例</w:t>
+      </w:r>
+      <w:r>
+        <w:rPr>
+          <w:rFonts w:ascii="宋体" w:hAnsi="宋体" w:eastAsia="宋体"/>
+          <w:i/>
+          <w:color w:val="595959"/>
+          <w:sz w:val="20"/>
+        </w:rPr>
+        <w:t>:</w:t>
+      </w:r>
+      <w:r>
+        <w:rPr>
+          <w:rFonts w:ascii="宋体" w:hAnsi="宋体" w:eastAsia="宋体"/>
+          <w:b/>
+          <w:i/>
+          <w:color w:val="1F4E79"/>
+          <w:sz w:val="20"/>
+        </w:rPr>
+        <w:t>【驾控台】</w:t>
+      </w:r>
+      <w:r>
+        <w:rPr>
+          <w:rFonts w:ascii="宋体" w:hAnsi="宋体" w:eastAsia="宋体"/>
+          <w:i/>
+          <w:color w:val="595959"/>
+          <w:sz w:val="20"/>
+        </w:rPr>
+        <w:t>蓝色=台体及台上人机硬件+显控软件;</w:t>
+      </w:r>
+      <w:r>
+        <w:rPr>
+          <w:rFonts w:ascii="宋体" w:hAnsi="宋体" w:eastAsia="宋体"/>
+          <w:b/>
+          <w:i/>
+          <w:color w:val="1E7B34"/>
+          <w:sz w:val="20"/>
+        </w:rPr>
+        <w:t>【智控】</w:t>
+      </w:r>
+      <w:r>
+        <w:rPr>
+          <w:rFonts w:ascii="宋体" w:hAnsi="宋体" w:eastAsia="宋体"/>
+          <w:i/>
+          <w:color w:val="595959"/>
+          <w:sz w:val="20"/>
+        </w:rPr>
+        <w:t>绿色=采控/传感/网络/执行接口;</w:t>
+      </w:r>
+      <w:r>
+        <w:rPr>
+          <w:rFonts w:ascii="宋体" w:hAnsi="宋体" w:eastAsia="宋体"/>
+          <w:b/>
+          <w:i/>
+          <w:color w:val="6A2FBF"/>
+          <w:sz w:val="20"/>
+        </w:rPr>
+        <w:t>【软件】</w:t>
+      </w:r>
+      <w:r>
+        <w:rPr>
+          <w:rFonts w:ascii="宋体" w:hAnsi="宋体" w:eastAsia="宋体"/>
+          <w:i/>
+          <w:color w:val="595959"/>
+          <w:sz w:val="20"/>
+        </w:rPr>
+        <w:t>紫色=跨两者的控制与显示逻辑;</w:t>
+      </w:r>
+      <w:r>
+        <w:rPr>
+          <w:rFonts w:ascii="宋体" w:hAnsi="宋体" w:eastAsia="宋体"/>
+          <w:b/>
+          <w:i/>
+          <w:color w:val="7F7F7F"/>
+          <w:sz w:val="20"/>
+        </w:rPr>
+        <w:t>【通用】</w:t>
+      </w:r>
+      <w:r>
+        <w:rPr>
+          <w:rFonts w:ascii="宋体" w:hAnsi="宋体" w:eastAsia="宋体"/>
+          <w:i/>
+          <w:color w:val="595959"/>
+          <w:sz w:val="20"/>
+        </w:rPr>
+        <w:t>灰色。表格中</w:t>
+      </w:r>
+      <w:r>
+        <w:rPr>
+          <w:rFonts w:ascii="宋体" w:hAnsi="宋体" w:eastAsia="宋体"/>
+          <w:b/>
+          <w:i/>
+          <w:color w:val="595959"/>
+          <w:sz w:val="20"/>
+        </w:rPr>
+        <w:t>浅橙色底纹行=含待澄清/待确认事项</w:t>
+      </w:r>
+      <w:r>
+        <w:rPr>
+          <w:rFonts w:ascii="宋体" w:hAnsi="宋体" w:eastAsia="宋体"/>
+          <w:i/>
+          <w:color w:val="595959"/>
+          <w:sz w:val="20"/>
+        </w:rPr>
+        <w:t>,需闭环后方可冻结;</w:t>
+      </w:r>
+      <w:r>
+        <w:rPr>
+          <w:rFonts w:ascii="宋体" w:hAnsi="宋体" w:eastAsia="宋体"/>
+          <w:b/>
+          <w:i/>
+          <w:color w:val="595959"/>
+          <w:sz w:val="20"/>
+        </w:rPr>
+        <w:t>浅黄色底纹行=〔可选〕项</w:t>
+      </w:r>
+      <w:r>
+        <w:rPr>
+          <w:rFonts w:ascii="宋体" w:hAnsi="宋体" w:eastAsia="宋体"/>
+          <w:i/>
+          <w:color w:val="595959"/>
+          <w:sz w:val="20"/>
+        </w:rPr>
+        <w:t>,需甲方决策是否实施。</w:t>
       </w:r>
     </w:p>
     <w:p>
@@ -523,7 +713,7 @@
       <w:r>
         <w:drawing>
           <wp:inline xmlns:a="http://schemas.openxmlformats.org/drawingml/2006/main" xmlns:pic="http://schemas.openxmlformats.org/drawingml/2006/picture">
-            <wp:extent cx="5940000" cy="688609"/>
+            <wp:extent cx="5940000" cy="9180000"/>
             <wp:docPr id="1" name="Picture 1"/>
             <wp:cNvGraphicFramePr>
               <a:graphicFrameLocks noChangeAspect="1"/>
@@ -544,7 +734,7 @@
                   <pic:spPr>
                     <a:xfrm>
                       <a:off x="0" y="0"/>
-                      <a:ext cx="5940000" cy="688609"/>
+                      <a:ext cx="5940000" cy="9180000"/>
                     </a:xfrm>
                     <a:prstGeom prst="rect"/>
                   </pic:spPr>
@@ -769,7 +959,7 @@
               <w:left w:w="80" w:type="dxa"/>
               <w:right w:w="80" w:type="dxa"/>
             </w:tcMar>
-            <w:shd w:val="clear" w:color="auto" w:fill="F2F5F9"/>
+            <w:shd w:val="clear" w:color="auto" w:fill="FDE9D9"/>
           </w:tcPr>
           <w:p>
             <w:pPr>
@@ -793,18 +983,34 @@
               <w:left w:w="80" w:type="dxa"/>
               <w:right w:w="80" w:type="dxa"/>
             </w:tcMar>
-            <w:shd w:val="clear" w:color="auto" w:fill="F2F5F9"/>
-          </w:tcPr>
-          <w:p>
-            <w:pPr>
-              <w:jc w:val="left"/>
-            </w:pPr>
-            <w:r>
-              <w:rPr>
-                <w:rFonts w:ascii="宋体" w:hAnsi="宋体" w:eastAsia="宋体"/>
-                <w:sz w:val="19"/>
-              </w:rPr>
-              <w:t>12 条待定项中影响关键路径的 7 条全部闭环;正式接线图+认可图甲方会签;检试大纲会签</w:t>
+            <w:shd w:val="clear" w:color="auto" w:fill="FDE9D9"/>
+          </w:tcPr>
+          <w:p>
+            <w:pPr>
+              <w:jc w:val="left"/>
+            </w:pPr>
+            <w:r>
+              <w:rPr>
+                <w:rFonts w:ascii="宋体" w:hAnsi="宋体" w:eastAsia="宋体"/>
+                <w:sz w:val="19"/>
+              </w:rPr>
+              <w:t>12 条</w:t>
+            </w:r>
+            <w:r>
+              <w:rPr>
+                <w:rFonts w:ascii="宋体" w:hAnsi="宋体" w:eastAsia="宋体"/>
+                <w:b/>
+                <w:color w:val="C5500B"/>
+                <w:sz w:val="19"/>
+              </w:rPr>
+              <w:t>待定</w:t>
+            </w:r>
+            <w:r>
+              <w:rPr>
+                <w:rFonts w:ascii="宋体" w:hAnsi="宋体" w:eastAsia="宋体"/>
+                <w:sz w:val="19"/>
+              </w:rPr>
+              <w:t>项中影响关键路径的 7 条全部闭环;正式接线图+认可图甲方会签;检试大纲会签</w:t>
             </w:r>
           </w:p>
         </w:tc>
@@ -817,7 +1023,7 @@
               <w:left w:w="80" w:type="dxa"/>
               <w:right w:w="80" w:type="dxa"/>
             </w:tcMar>
-            <w:shd w:val="clear" w:color="auto" w:fill="F2F5F9"/>
+            <w:shd w:val="clear" w:color="auto" w:fill="FDE9D9"/>
           </w:tcPr>
           <w:p>
             <w:pPr>
@@ -1225,7 +1431,45 @@
           <w:color w:val="595959"/>
           <w:sz w:val="20"/>
         </w:rPr>
-        <w:t>:T1.14 正式接线图 → T2.3 电气配盘 → P3 FAT → T4.8 驾控台就位 → P5 HAT → P6 SAT → M6。其中 T1.1(副台面板澄清)、T1.4(上行总线)、T1.5(手柄供电)三条澄清任务</w:t>
+        <w:t>:T1.14 正式接线图 → T2.3 电气配盘 → P3 FAT → T4.8 驾控台就位 → P5 HAT → P6 SAT → M6。其中 T1.1(副台面板</w:t>
+      </w:r>
+      <w:r>
+        <w:rPr>
+          <w:rFonts w:ascii="宋体" w:hAnsi="宋体" w:eastAsia="宋体"/>
+          <w:b/>
+          <w:i/>
+          <w:color w:val="C5500B"/>
+          <w:sz w:val="20"/>
+        </w:rPr>
+        <w:t>澄清</w:t>
+      </w:r>
+      <w:r>
+        <w:rPr>
+          <w:rFonts w:ascii="宋体" w:hAnsi="宋体" w:eastAsia="宋体"/>
+          <w:i/>
+          <w:color w:val="595959"/>
+          <w:sz w:val="20"/>
+        </w:rPr>
+        <w:t>)、T1.4(上行总线)、T1.5(手柄供电)三条</w:t>
+      </w:r>
+      <w:r>
+        <w:rPr>
+          <w:rFonts w:ascii="宋体" w:hAnsi="宋体" w:eastAsia="宋体"/>
+          <w:b/>
+          <w:i/>
+          <w:color w:val="C5500B"/>
+          <w:sz w:val="20"/>
+        </w:rPr>
+        <w:t>澄清</w:t>
+      </w:r>
+      <w:r>
+        <w:rPr>
+          <w:rFonts w:ascii="宋体" w:hAnsi="宋体" w:eastAsia="宋体"/>
+          <w:i/>
+          <w:color w:val="595959"/>
+          <w:sz w:val="20"/>
+        </w:rPr>
+        <w:t>任务</w:t>
       </w:r>
       <w:r>
         <w:rPr>
@@ -1526,6 +1770,15 @@
             <w:r>
               <w:rPr>
                 <w:rFonts w:ascii="宋体" w:hAnsi="宋体" w:eastAsia="宋体"/>
+                <w:b/>
+                <w:color w:val="7F7F7F"/>
+                <w:sz w:val="19"/>
+              </w:rPr>
+              <w:t>【通用】</w:t>
+            </w:r>
+            <w:r>
+              <w:rPr>
+                <w:rFonts w:ascii="宋体" w:hAnsi="宋体" w:eastAsia="宋体"/>
                 <w:sz w:val="19"/>
               </w:rPr>
               <w:t>技术协议签署(现签字页空白,日期未填)</w:t>
@@ -1691,6 +1944,15 @@
             <w:r>
               <w:rPr>
                 <w:rFonts w:ascii="宋体" w:hAnsi="宋体" w:eastAsia="宋体"/>
+                <w:b/>
+                <w:color w:val="7F7F7F"/>
+                <w:sz w:val="19"/>
+              </w:rPr>
+              <w:t>【通用】</w:t>
+            </w:r>
+            <w:r>
+              <w:rPr>
+                <w:rFonts w:ascii="宋体" w:hAnsi="宋体" w:eastAsia="宋体"/>
                 <w:sz w:val="19"/>
               </w:rPr>
               <w:t>建立项目组与联络矩阵(设计/电气/软件/商务对口人)</w:t>
@@ -1856,6 +2118,15 @@
             <w:pPr>
               <w:jc w:val="left"/>
             </w:pPr>
+            <w:r>
+              <w:rPr>
+                <w:rFonts w:ascii="宋体" w:hAnsi="宋体" w:eastAsia="宋体"/>
+                <w:b/>
+                <w:color w:val="7F7F7F"/>
+                <w:sz w:val="19"/>
+              </w:rPr>
+              <w:t>【通用】</w:t>
+            </w:r>
             <w:r>
               <w:rPr>
                 <w:rFonts w:ascii="宋体" w:hAnsi="宋体" w:eastAsia="宋体"/>
@@ -2036,6 +2307,15 @@
             <w:pPr>
               <w:jc w:val="left"/>
             </w:pPr>
+            <w:r>
+              <w:rPr>
+                <w:rFonts w:ascii="宋体" w:hAnsi="宋体" w:eastAsia="宋体"/>
+                <w:b/>
+                <w:color w:val="7F7F7F"/>
+                <w:sz w:val="19"/>
+              </w:rPr>
+              <w:t>【通用】</w:t>
+            </w:r>
             <w:r>
               <w:rPr>
                 <w:rFonts w:ascii="宋体" w:hAnsi="宋体" w:eastAsia="宋体"/>
@@ -2218,7 +2498,45 @@
           <w:color w:val="595959"/>
           <w:sz w:val="20"/>
         </w:rPr>
-        <w:t>本阶段任务多数来自 V2 第八章待定项登记,编号后括注对应待定项序号。</w:t>
+        <w:t>本阶段任务多数来自 V2 第八章</w:t>
+      </w:r>
+      <w:r>
+        <w:rPr>
+          <w:rFonts w:ascii="宋体" w:hAnsi="宋体" w:eastAsia="宋体"/>
+          <w:b/>
+          <w:i/>
+          <w:color w:val="C5500B"/>
+          <w:sz w:val="20"/>
+        </w:rPr>
+        <w:t>待定</w:t>
+      </w:r>
+      <w:r>
+        <w:rPr>
+          <w:rFonts w:ascii="宋体" w:hAnsi="宋体" w:eastAsia="宋体"/>
+          <w:i/>
+          <w:color w:val="595959"/>
+          <w:sz w:val="20"/>
+        </w:rPr>
+        <w:t>项登记,编号后括注对应</w:t>
+      </w:r>
+      <w:r>
+        <w:rPr>
+          <w:rFonts w:ascii="宋体" w:hAnsi="宋体" w:eastAsia="宋体"/>
+          <w:b/>
+          <w:i/>
+          <w:color w:val="C5500B"/>
+          <w:sz w:val="20"/>
+        </w:rPr>
+        <w:t>待定</w:t>
+      </w:r>
+      <w:r>
+        <w:rPr>
+          <w:rFonts w:ascii="宋体" w:hAnsi="宋体" w:eastAsia="宋体"/>
+          <w:i/>
+          <w:color w:val="595959"/>
+          <w:sz w:val="20"/>
+        </w:rPr>
+        <w:t>项序号。</w:t>
       </w:r>
       <w:r>
         <w:rPr>
@@ -2448,6 +2766,7 @@
               <w:left w:w="80" w:type="dxa"/>
               <w:right w:w="80" w:type="dxa"/>
             </w:tcMar>
+            <w:shd w:val="clear" w:color="auto" w:fill="FDE9D9"/>
           </w:tcPr>
           <w:p>
             <w:pPr>
@@ -2471,29 +2790,65 @@
               <w:left w:w="80" w:type="dxa"/>
               <w:right w:w="80" w:type="dxa"/>
             </w:tcMar>
-          </w:tcPr>
-          <w:p>
-            <w:pPr>
-              <w:jc w:val="left"/>
-            </w:pPr>
-            <w:r>
-              <w:rPr>
-                <w:rFonts w:ascii="宋体" w:hAnsi="宋体" w:eastAsia="宋体"/>
-                <w:sz w:val="19"/>
-              </w:rPr>
-              <w:t>澄清副驾控台"控制面板"范围(设备清单与"不带按键面板"注释矛盾)</w:t>
-            </w:r>
-          </w:p>
-        </w:tc>
-        <w:tc>
-          <w:tcPr>
-            <w:tcW w:type="dxa" w:w="1345"/>
-            <w:tcMar>
-              <w:top w:w="40" w:type="dxa"/>
-              <w:bottom w:w="40" w:type="dxa"/>
-              <w:left w:w="80" w:type="dxa"/>
-              <w:right w:w="80" w:type="dxa"/>
-            </w:tcMar>
+            <w:shd w:val="clear" w:color="auto" w:fill="FDE9D9"/>
+          </w:tcPr>
+          <w:p>
+            <w:pPr>
+              <w:jc w:val="left"/>
+            </w:pPr>
+            <w:r>
+              <w:rPr>
+                <w:rFonts w:ascii="宋体" w:hAnsi="宋体" w:eastAsia="宋体"/>
+                <w:b/>
+                <w:color w:val="1F4E79"/>
+                <w:sz w:val="19"/>
+              </w:rPr>
+              <w:t>【驾控台】</w:t>
+            </w:r>
+            <w:r>
+              <w:rPr>
+                <w:rFonts w:ascii="宋体" w:hAnsi="宋体" w:eastAsia="宋体"/>
+                <w:b/>
+                <w:color w:val="C5500B"/>
+                <w:sz w:val="19"/>
+              </w:rPr>
+              <w:t>澄清</w:t>
+            </w:r>
+            <w:r>
+              <w:rPr>
+                <w:rFonts w:ascii="宋体" w:hAnsi="宋体" w:eastAsia="宋体"/>
+                <w:sz w:val="19"/>
+              </w:rPr>
+              <w:t>副驾控台"控制面板"范围(设备清单与"不带按键面板"注释</w:t>
+            </w:r>
+            <w:r>
+              <w:rPr>
+                <w:rFonts w:ascii="宋体" w:hAnsi="宋体" w:eastAsia="宋体"/>
+                <w:b/>
+                <w:color w:val="C5500B"/>
+                <w:sz w:val="19"/>
+              </w:rPr>
+              <w:t>矛盾</w:t>
+            </w:r>
+            <w:r>
+              <w:rPr>
+                <w:rFonts w:ascii="宋体" w:hAnsi="宋体" w:eastAsia="宋体"/>
+                <w:sz w:val="19"/>
+              </w:rPr>
+              <w:t>)</w:t>
+            </w:r>
+          </w:p>
+        </w:tc>
+        <w:tc>
+          <w:tcPr>
+            <w:tcW w:type="dxa" w:w="1345"/>
+            <w:tcMar>
+              <w:top w:w="40" w:type="dxa"/>
+              <w:bottom w:w="40" w:type="dxa"/>
+              <w:left w:w="80" w:type="dxa"/>
+              <w:right w:w="80" w:type="dxa"/>
+            </w:tcMar>
+            <w:shd w:val="clear" w:color="auto" w:fill="FDE9D9"/>
           </w:tcPr>
           <w:p>
             <w:pPr>
@@ -2517,6 +2872,7 @@
               <w:left w:w="80" w:type="dxa"/>
               <w:right w:w="80" w:type="dxa"/>
             </w:tcMar>
+            <w:shd w:val="clear" w:color="auto" w:fill="FDE9D9"/>
           </w:tcPr>
           <w:p>
             <w:pPr>
@@ -2540,6 +2896,7 @@
               <w:left w:w="80" w:type="dxa"/>
               <w:right w:w="80" w:type="dxa"/>
             </w:tcMar>
+            <w:shd w:val="clear" w:color="auto" w:fill="FDE9D9"/>
           </w:tcPr>
           <w:p>
             <w:pPr>
@@ -2563,6 +2920,7 @@
               <w:left w:w="80" w:type="dxa"/>
               <w:right w:w="80" w:type="dxa"/>
             </w:tcMar>
+            <w:shd w:val="clear" w:color="auto" w:fill="FDE9D9"/>
           </w:tcPr>
           <w:p>
             <w:pPr>
@@ -2588,17 +2946,27 @@
               <w:left w:w="80" w:type="dxa"/>
               <w:right w:w="80" w:type="dxa"/>
             </w:tcMar>
-          </w:tcPr>
-          <w:p>
-            <w:pPr>
-              <w:jc w:val="left"/>
-            </w:pPr>
-            <w:r>
-              <w:rPr>
-                <w:rFonts w:ascii="宋体" w:hAnsi="宋体" w:eastAsia="宋体"/>
-                <w:sz w:val="19"/>
-              </w:rPr>
-              <w:t>待定项#1</w:t>
+            <w:shd w:val="clear" w:color="auto" w:fill="FDE9D9"/>
+          </w:tcPr>
+          <w:p>
+            <w:pPr>
+              <w:jc w:val="left"/>
+            </w:pPr>
+            <w:r>
+              <w:rPr>
+                <w:rFonts w:ascii="宋体" w:hAnsi="宋体" w:eastAsia="宋体"/>
+                <w:b/>
+                <w:color w:val="C5500B"/>
+                <w:sz w:val="19"/>
+              </w:rPr>
+              <w:t>待定</w:t>
+            </w:r>
+            <w:r>
+              <w:rPr>
+                <w:rFonts w:ascii="宋体" w:hAnsi="宋体" w:eastAsia="宋体"/>
+                <w:sz w:val="19"/>
+              </w:rPr>
+              <w:t>项#1</w:t>
             </w:r>
           </w:p>
         </w:tc>
@@ -2613,7 +2981,7 @@
               <w:left w:w="80" w:type="dxa"/>
               <w:right w:w="80" w:type="dxa"/>
             </w:tcMar>
-            <w:shd w:val="clear" w:color="auto" w:fill="F2F5F9"/>
+            <w:shd w:val="clear" w:color="auto" w:fill="FDE9D9"/>
           </w:tcPr>
           <w:p>
             <w:pPr>
@@ -2637,12 +3005,21 @@
               <w:left w:w="80" w:type="dxa"/>
               <w:right w:w="80" w:type="dxa"/>
             </w:tcMar>
-            <w:shd w:val="clear" w:color="auto" w:fill="F2F5F9"/>
-          </w:tcPr>
-          <w:p>
-            <w:pPr>
-              <w:jc w:val="left"/>
-            </w:pPr>
+            <w:shd w:val="clear" w:color="auto" w:fill="FDE9D9"/>
+          </w:tcPr>
+          <w:p>
+            <w:pPr>
+              <w:jc w:val="left"/>
+            </w:pPr>
+            <w:r>
+              <w:rPr>
+                <w:rFonts w:ascii="宋体" w:hAnsi="宋体" w:eastAsia="宋体"/>
+                <w:b/>
+                <w:color w:val="1E7B34"/>
+                <w:sz w:val="19"/>
+              </w:rPr>
+              <w:t>【智控】</w:t>
+            </w:r>
             <w:r>
               <w:rPr>
                 <w:rFonts w:ascii="宋体" w:hAnsi="宋体" w:eastAsia="宋体"/>
@@ -2677,7 +3054,7 @@
               <w:left w:w="80" w:type="dxa"/>
               <w:right w:w="80" w:type="dxa"/>
             </w:tcMar>
-            <w:shd w:val="clear" w:color="auto" w:fill="F2F5F9"/>
+            <w:shd w:val="clear" w:color="auto" w:fill="FDE9D9"/>
           </w:tcPr>
           <w:p>
             <w:pPr>
@@ -2701,7 +3078,7 @@
               <w:left w:w="80" w:type="dxa"/>
               <w:right w:w="80" w:type="dxa"/>
             </w:tcMar>
-            <w:shd w:val="clear" w:color="auto" w:fill="F2F5F9"/>
+            <w:shd w:val="clear" w:color="auto" w:fill="FDE9D9"/>
           </w:tcPr>
           <w:p>
             <w:pPr>
@@ -2725,7 +3102,7 @@
               <w:left w:w="80" w:type="dxa"/>
               <w:right w:w="80" w:type="dxa"/>
             </w:tcMar>
-            <w:shd w:val="clear" w:color="auto" w:fill="F2F5F9"/>
+            <w:shd w:val="clear" w:color="auto" w:fill="FDE9D9"/>
           </w:tcPr>
           <w:p>
             <w:pPr>
@@ -2749,7 +3126,7 @@
               <w:left w:w="80" w:type="dxa"/>
               <w:right w:w="80" w:type="dxa"/>
             </w:tcMar>
-            <w:shd w:val="clear" w:color="auto" w:fill="F2F5F9"/>
+            <w:shd w:val="clear" w:color="auto" w:fill="FDE9D9"/>
           </w:tcPr>
           <w:p>
             <w:pPr>
@@ -2775,18 +3152,27 @@
               <w:left w:w="80" w:type="dxa"/>
               <w:right w:w="80" w:type="dxa"/>
             </w:tcMar>
-            <w:shd w:val="clear" w:color="auto" w:fill="F2F5F9"/>
-          </w:tcPr>
-          <w:p>
-            <w:pPr>
-              <w:jc w:val="left"/>
-            </w:pPr>
-            <w:r>
-              <w:rPr>
-                <w:rFonts w:ascii="宋体" w:hAnsi="宋体" w:eastAsia="宋体"/>
-                <w:sz w:val="19"/>
-              </w:rPr>
-              <w:t>待定项#2</w:t>
+            <w:shd w:val="clear" w:color="auto" w:fill="FDE9D9"/>
+          </w:tcPr>
+          <w:p>
+            <w:pPr>
+              <w:jc w:val="left"/>
+            </w:pPr>
+            <w:r>
+              <w:rPr>
+                <w:rFonts w:ascii="宋体" w:hAnsi="宋体" w:eastAsia="宋体"/>
+                <w:b/>
+                <w:color w:val="C5500B"/>
+                <w:sz w:val="19"/>
+              </w:rPr>
+              <w:t>待定</w:t>
+            </w:r>
+            <w:r>
+              <w:rPr>
+                <w:rFonts w:ascii="宋体" w:hAnsi="宋体" w:eastAsia="宋体"/>
+                <w:sz w:val="19"/>
+              </w:rPr>
+              <w:t>项#2</w:t>
             </w:r>
           </w:p>
         </w:tc>
@@ -2801,6 +3187,7 @@
               <w:left w:w="80" w:type="dxa"/>
               <w:right w:w="80" w:type="dxa"/>
             </w:tcMar>
+            <w:shd w:val="clear" w:color="auto" w:fill="FDE9D9"/>
           </w:tcPr>
           <w:p>
             <w:pPr>
@@ -2824,11 +3211,21 @@
               <w:left w:w="80" w:type="dxa"/>
               <w:right w:w="80" w:type="dxa"/>
             </w:tcMar>
-          </w:tcPr>
-          <w:p>
-            <w:pPr>
-              <w:jc w:val="left"/>
-            </w:pPr>
+            <w:shd w:val="clear" w:color="auto" w:fill="FDE9D9"/>
+          </w:tcPr>
+          <w:p>
+            <w:pPr>
+              <w:jc w:val="left"/>
+            </w:pPr>
+            <w:r>
+              <w:rPr>
+                <w:rFonts w:ascii="宋体" w:hAnsi="宋体" w:eastAsia="宋体"/>
+                <w:b/>
+                <w:color w:val="1F4E79"/>
+                <w:sz w:val="19"/>
+              </w:rPr>
+              <w:t>【驾控台】</w:t>
+            </w:r>
             <w:r>
               <w:rPr>
                 <w:rFonts w:ascii="宋体" w:hAnsi="宋体" w:eastAsia="宋体"/>
@@ -2847,6 +3244,7 @@
               <w:left w:w="80" w:type="dxa"/>
               <w:right w:w="80" w:type="dxa"/>
             </w:tcMar>
+            <w:shd w:val="clear" w:color="auto" w:fill="FDE9D9"/>
           </w:tcPr>
           <w:p>
             <w:pPr>
@@ -2870,6 +3268,7 @@
               <w:left w:w="80" w:type="dxa"/>
               <w:right w:w="80" w:type="dxa"/>
             </w:tcMar>
+            <w:shd w:val="clear" w:color="auto" w:fill="FDE9D9"/>
           </w:tcPr>
           <w:p>
             <w:pPr>
@@ -2893,6 +3292,7 @@
               <w:left w:w="80" w:type="dxa"/>
               <w:right w:w="80" w:type="dxa"/>
             </w:tcMar>
+            <w:shd w:val="clear" w:color="auto" w:fill="FDE9D9"/>
           </w:tcPr>
           <w:p>
             <w:pPr>
@@ -2916,6 +3316,7 @@
               <w:left w:w="80" w:type="dxa"/>
               <w:right w:w="80" w:type="dxa"/>
             </w:tcMar>
+            <w:shd w:val="clear" w:color="auto" w:fill="FDE9D9"/>
           </w:tcPr>
           <w:p>
             <w:pPr>
@@ -2939,17 +3340,27 @@
               <w:left w:w="80" w:type="dxa"/>
               <w:right w:w="80" w:type="dxa"/>
             </w:tcMar>
-          </w:tcPr>
-          <w:p>
-            <w:pPr>
-              <w:jc w:val="left"/>
-            </w:pPr>
-            <w:r>
-              <w:rPr>
-                <w:rFonts w:ascii="宋体" w:hAnsi="宋体" w:eastAsia="宋体"/>
-                <w:sz w:val="19"/>
-              </w:rPr>
-              <w:t>待定项#3</w:t>
+            <w:shd w:val="clear" w:color="auto" w:fill="FDE9D9"/>
+          </w:tcPr>
+          <w:p>
+            <w:pPr>
+              <w:jc w:val="left"/>
+            </w:pPr>
+            <w:r>
+              <w:rPr>
+                <w:rFonts w:ascii="宋体" w:hAnsi="宋体" w:eastAsia="宋体"/>
+                <w:b/>
+                <w:color w:val="C5500B"/>
+                <w:sz w:val="19"/>
+              </w:rPr>
+              <w:t>待定</w:t>
+            </w:r>
+            <w:r>
+              <w:rPr>
+                <w:rFonts w:ascii="宋体" w:hAnsi="宋体" w:eastAsia="宋体"/>
+                <w:sz w:val="19"/>
+              </w:rPr>
+              <w:t>项#3</w:t>
             </w:r>
           </w:p>
         </w:tc>
@@ -2964,7 +3375,7 @@
               <w:left w:w="80" w:type="dxa"/>
               <w:right w:w="80" w:type="dxa"/>
             </w:tcMar>
-            <w:shd w:val="clear" w:color="auto" w:fill="F2F5F9"/>
+            <w:shd w:val="clear" w:color="auto" w:fill="FDE9D9"/>
           </w:tcPr>
           <w:p>
             <w:pPr>
@@ -2988,12 +3399,21 @@
               <w:left w:w="80" w:type="dxa"/>
               <w:right w:w="80" w:type="dxa"/>
             </w:tcMar>
-            <w:shd w:val="clear" w:color="auto" w:fill="F2F5F9"/>
-          </w:tcPr>
-          <w:p>
-            <w:pPr>
-              <w:jc w:val="left"/>
-            </w:pPr>
+            <w:shd w:val="clear" w:color="auto" w:fill="FDE9D9"/>
+          </w:tcPr>
+          <w:p>
+            <w:pPr>
+              <w:jc w:val="left"/>
+            </w:pPr>
+            <w:r>
+              <w:rPr>
+                <w:rFonts w:ascii="宋体" w:hAnsi="宋体" w:eastAsia="宋体"/>
+                <w:b/>
+                <w:color w:val="1E7B34"/>
+                <w:sz w:val="19"/>
+              </w:rPr>
+              <w:t>【智控】</w:t>
+            </w:r>
             <w:r>
               <w:rPr>
                 <w:rFonts w:ascii="宋体" w:hAnsi="宋体" w:eastAsia="宋体"/>
@@ -3012,7 +3432,7 @@
               <w:left w:w="80" w:type="dxa"/>
               <w:right w:w="80" w:type="dxa"/>
             </w:tcMar>
-            <w:shd w:val="clear" w:color="auto" w:fill="F2F5F9"/>
+            <w:shd w:val="clear" w:color="auto" w:fill="FDE9D9"/>
           </w:tcPr>
           <w:p>
             <w:pPr>
@@ -3036,7 +3456,7 @@
               <w:left w:w="80" w:type="dxa"/>
               <w:right w:w="80" w:type="dxa"/>
             </w:tcMar>
-            <w:shd w:val="clear" w:color="auto" w:fill="F2F5F9"/>
+            <w:shd w:val="clear" w:color="auto" w:fill="FDE9D9"/>
           </w:tcPr>
           <w:p>
             <w:pPr>
@@ -3060,7 +3480,7 @@
               <w:left w:w="80" w:type="dxa"/>
               <w:right w:w="80" w:type="dxa"/>
             </w:tcMar>
-            <w:shd w:val="clear" w:color="auto" w:fill="F2F5F9"/>
+            <w:shd w:val="clear" w:color="auto" w:fill="FDE9D9"/>
           </w:tcPr>
           <w:p>
             <w:pPr>
@@ -3084,7 +3504,7 @@
               <w:left w:w="80" w:type="dxa"/>
               <w:right w:w="80" w:type="dxa"/>
             </w:tcMar>
-            <w:shd w:val="clear" w:color="auto" w:fill="F2F5F9"/>
+            <w:shd w:val="clear" w:color="auto" w:fill="FDE9D9"/>
           </w:tcPr>
           <w:p>
             <w:pPr>
@@ -3110,18 +3530,27 @@
               <w:left w:w="80" w:type="dxa"/>
               <w:right w:w="80" w:type="dxa"/>
             </w:tcMar>
-            <w:shd w:val="clear" w:color="auto" w:fill="F2F5F9"/>
-          </w:tcPr>
-          <w:p>
-            <w:pPr>
-              <w:jc w:val="left"/>
-            </w:pPr>
-            <w:r>
-              <w:rPr>
-                <w:rFonts w:ascii="宋体" w:hAnsi="宋体" w:eastAsia="宋体"/>
-                <w:sz w:val="19"/>
-              </w:rPr>
-              <w:t>待定项#4</w:t>
+            <w:shd w:val="clear" w:color="auto" w:fill="FDE9D9"/>
+          </w:tcPr>
+          <w:p>
+            <w:pPr>
+              <w:jc w:val="left"/>
+            </w:pPr>
+            <w:r>
+              <w:rPr>
+                <w:rFonts w:ascii="宋体" w:hAnsi="宋体" w:eastAsia="宋体"/>
+                <w:b/>
+                <w:color w:val="C5500B"/>
+                <w:sz w:val="19"/>
+              </w:rPr>
+              <w:t>待定</w:t>
+            </w:r>
+            <w:r>
+              <w:rPr>
+                <w:rFonts w:ascii="宋体" w:hAnsi="宋体" w:eastAsia="宋体"/>
+                <w:sz w:val="19"/>
+              </w:rPr>
+              <w:t>项#4</w:t>
             </w:r>
           </w:p>
         </w:tc>
@@ -3136,6 +3565,7 @@
               <w:left w:w="80" w:type="dxa"/>
               <w:right w:w="80" w:type="dxa"/>
             </w:tcMar>
+            <w:shd w:val="clear" w:color="auto" w:fill="FDE9D9"/>
           </w:tcPr>
           <w:p>
             <w:pPr>
@@ -3159,11 +3589,21 @@
               <w:left w:w="80" w:type="dxa"/>
               <w:right w:w="80" w:type="dxa"/>
             </w:tcMar>
-          </w:tcPr>
-          <w:p>
-            <w:pPr>
-              <w:jc w:val="left"/>
-            </w:pPr>
+            <w:shd w:val="clear" w:color="auto" w:fill="FDE9D9"/>
+          </w:tcPr>
+          <w:p>
+            <w:pPr>
+              <w:jc w:val="left"/>
+            </w:pPr>
+            <w:r>
+              <w:rPr>
+                <w:rFonts w:ascii="宋体" w:hAnsi="宋体" w:eastAsia="宋体"/>
+                <w:b/>
+                <w:color w:val="1F4E79"/>
+                <w:sz w:val="19"/>
+              </w:rPr>
+              <w:t>【驾控台】</w:t>
+            </w:r>
             <w:r>
               <w:rPr>
                 <w:rFonts w:ascii="宋体" w:hAnsi="宋体" w:eastAsia="宋体"/>
@@ -3182,6 +3622,7 @@
               <w:left w:w="80" w:type="dxa"/>
               <w:right w:w="80" w:type="dxa"/>
             </w:tcMar>
+            <w:shd w:val="clear" w:color="auto" w:fill="FDE9D9"/>
           </w:tcPr>
           <w:p>
             <w:pPr>
@@ -3205,6 +3646,7 @@
               <w:left w:w="80" w:type="dxa"/>
               <w:right w:w="80" w:type="dxa"/>
             </w:tcMar>
+            <w:shd w:val="clear" w:color="auto" w:fill="FDE9D9"/>
           </w:tcPr>
           <w:p>
             <w:pPr>
@@ -3228,6 +3670,7 @@
               <w:left w:w="80" w:type="dxa"/>
               <w:right w:w="80" w:type="dxa"/>
             </w:tcMar>
+            <w:shd w:val="clear" w:color="auto" w:fill="FDE9D9"/>
           </w:tcPr>
           <w:p>
             <w:pPr>
@@ -3251,6 +3694,7 @@
               <w:left w:w="80" w:type="dxa"/>
               <w:right w:w="80" w:type="dxa"/>
             </w:tcMar>
+            <w:shd w:val="clear" w:color="auto" w:fill="FDE9D9"/>
           </w:tcPr>
           <w:p>
             <w:pPr>
@@ -3276,17 +3720,27 @@
               <w:left w:w="80" w:type="dxa"/>
               <w:right w:w="80" w:type="dxa"/>
             </w:tcMar>
-          </w:tcPr>
-          <w:p>
-            <w:pPr>
-              <w:jc w:val="left"/>
-            </w:pPr>
-            <w:r>
-              <w:rPr>
-                <w:rFonts w:ascii="宋体" w:hAnsi="宋体" w:eastAsia="宋体"/>
-                <w:sz w:val="19"/>
-              </w:rPr>
-              <w:t>待定项#5</w:t>
+            <w:shd w:val="clear" w:color="auto" w:fill="FDE9D9"/>
+          </w:tcPr>
+          <w:p>
+            <w:pPr>
+              <w:jc w:val="left"/>
+            </w:pPr>
+            <w:r>
+              <w:rPr>
+                <w:rFonts w:ascii="宋体" w:hAnsi="宋体" w:eastAsia="宋体"/>
+                <w:b/>
+                <w:color w:val="C5500B"/>
+                <w:sz w:val="19"/>
+              </w:rPr>
+              <w:t>待定</w:t>
+            </w:r>
+            <w:r>
+              <w:rPr>
+                <w:rFonts w:ascii="宋体" w:hAnsi="宋体" w:eastAsia="宋体"/>
+                <w:sz w:val="19"/>
+              </w:rPr>
+              <w:t>项#5</w:t>
             </w:r>
           </w:p>
         </w:tc>
@@ -3301,7 +3755,7 @@
               <w:left w:w="80" w:type="dxa"/>
               <w:right w:w="80" w:type="dxa"/>
             </w:tcMar>
-            <w:shd w:val="clear" w:color="auto" w:fill="F2F5F9"/>
+            <w:shd w:val="clear" w:color="auto" w:fill="FDE9D9"/>
           </w:tcPr>
           <w:p>
             <w:pPr>
@@ -3325,12 +3779,21 @@
               <w:left w:w="80" w:type="dxa"/>
               <w:right w:w="80" w:type="dxa"/>
             </w:tcMar>
-            <w:shd w:val="clear" w:color="auto" w:fill="F2F5F9"/>
-          </w:tcPr>
-          <w:p>
-            <w:pPr>
-              <w:jc w:val="left"/>
-            </w:pPr>
+            <w:shd w:val="clear" w:color="auto" w:fill="FDE9D9"/>
+          </w:tcPr>
+          <w:p>
+            <w:pPr>
+              <w:jc w:val="left"/>
+            </w:pPr>
+            <w:r>
+              <w:rPr>
+                <w:rFonts w:ascii="宋体" w:hAnsi="宋体" w:eastAsia="宋体"/>
+                <w:b/>
+                <w:color w:val="1E7B34"/>
+                <w:sz w:val="19"/>
+              </w:rPr>
+              <w:t>【智控】</w:t>
+            </w:r>
             <w:r>
               <w:rPr>
                 <w:rFonts w:ascii="宋体" w:hAnsi="宋体" w:eastAsia="宋体"/>
@@ -3349,7 +3812,7 @@
               <w:left w:w="80" w:type="dxa"/>
               <w:right w:w="80" w:type="dxa"/>
             </w:tcMar>
-            <w:shd w:val="clear" w:color="auto" w:fill="F2F5F9"/>
+            <w:shd w:val="clear" w:color="auto" w:fill="FDE9D9"/>
           </w:tcPr>
           <w:p>
             <w:pPr>
@@ -3373,7 +3836,7 @@
               <w:left w:w="80" w:type="dxa"/>
               <w:right w:w="80" w:type="dxa"/>
             </w:tcMar>
-            <w:shd w:val="clear" w:color="auto" w:fill="F2F5F9"/>
+            <w:shd w:val="clear" w:color="auto" w:fill="FDE9D9"/>
           </w:tcPr>
           <w:p>
             <w:pPr>
@@ -3397,7 +3860,7 @@
               <w:left w:w="80" w:type="dxa"/>
               <w:right w:w="80" w:type="dxa"/>
             </w:tcMar>
-            <w:shd w:val="clear" w:color="auto" w:fill="F2F5F9"/>
+            <w:shd w:val="clear" w:color="auto" w:fill="FDE9D9"/>
           </w:tcPr>
           <w:p>
             <w:pPr>
@@ -3421,7 +3884,7 @@
               <w:left w:w="80" w:type="dxa"/>
               <w:right w:w="80" w:type="dxa"/>
             </w:tcMar>
-            <w:shd w:val="clear" w:color="auto" w:fill="F2F5F9"/>
+            <w:shd w:val="clear" w:color="auto" w:fill="FDE9D9"/>
           </w:tcPr>
           <w:p>
             <w:pPr>
@@ -3445,18 +3908,27 @@
               <w:left w:w="80" w:type="dxa"/>
               <w:right w:w="80" w:type="dxa"/>
             </w:tcMar>
-            <w:shd w:val="clear" w:color="auto" w:fill="F2F5F9"/>
-          </w:tcPr>
-          <w:p>
-            <w:pPr>
-              <w:jc w:val="left"/>
-            </w:pPr>
-            <w:r>
-              <w:rPr>
-                <w:rFonts w:ascii="宋体" w:hAnsi="宋体" w:eastAsia="宋体"/>
-                <w:sz w:val="19"/>
-              </w:rPr>
-              <w:t>待定项#6</w:t>
+            <w:shd w:val="clear" w:color="auto" w:fill="FDE9D9"/>
+          </w:tcPr>
+          <w:p>
+            <w:pPr>
+              <w:jc w:val="left"/>
+            </w:pPr>
+            <w:r>
+              <w:rPr>
+                <w:rFonts w:ascii="宋体" w:hAnsi="宋体" w:eastAsia="宋体"/>
+                <w:b/>
+                <w:color w:val="C5500B"/>
+                <w:sz w:val="19"/>
+              </w:rPr>
+              <w:t>待定</w:t>
+            </w:r>
+            <w:r>
+              <w:rPr>
+                <w:rFonts w:ascii="宋体" w:hAnsi="宋体" w:eastAsia="宋体"/>
+                <w:sz w:val="19"/>
+              </w:rPr>
+              <w:t>项#6</w:t>
             </w:r>
           </w:p>
         </w:tc>
@@ -3471,6 +3943,7 @@
               <w:left w:w="80" w:type="dxa"/>
               <w:right w:w="80" w:type="dxa"/>
             </w:tcMar>
+            <w:shd w:val="clear" w:color="auto" w:fill="FDE9D9"/>
           </w:tcPr>
           <w:p>
             <w:pPr>
@@ -3494,52 +3967,89 @@
               <w:left w:w="80" w:type="dxa"/>
               <w:right w:w="80" w:type="dxa"/>
             </w:tcMar>
-          </w:tcPr>
-          <w:p>
-            <w:pPr>
-              <w:jc w:val="left"/>
-            </w:pPr>
-            <w:r>
-              <w:rPr>
-                <w:rFonts w:ascii="宋体" w:hAnsi="宋体" w:eastAsia="宋体"/>
-                <w:sz w:val="19"/>
-              </w:rPr>
-              <w:t>动态声呐安装位置现场踏勘 + 安装支架方案</w:t>
-            </w:r>
-          </w:p>
-        </w:tc>
-        <w:tc>
-          <w:tcPr>
-            <w:tcW w:type="dxa" w:w="1345"/>
-            <w:tcMar>
-              <w:top w:w="40" w:type="dxa"/>
-              <w:bottom w:w="40" w:type="dxa"/>
-              <w:left w:w="80" w:type="dxa"/>
-              <w:right w:w="80" w:type="dxa"/>
-            </w:tcMar>
-          </w:tcPr>
-          <w:p>
-            <w:pPr>
-              <w:jc w:val="left"/>
-            </w:pPr>
-            <w:r>
-              <w:rPr>
-                <w:rFonts w:ascii="宋体" w:hAnsi="宋体" w:eastAsia="宋体"/>
-                <w:sz w:val="19"/>
-              </w:rPr>
-              <w:t>踏勘纪要+支架图纸(支架需提前制作)</w:t>
-            </w:r>
-          </w:p>
-        </w:tc>
-        <w:tc>
-          <w:tcPr>
-            <w:tcW w:type="dxa" w:w="1345"/>
-            <w:tcMar>
-              <w:top w:w="40" w:type="dxa"/>
-              <w:bottom w:w="40" w:type="dxa"/>
-              <w:left w:w="80" w:type="dxa"/>
-              <w:right w:w="80" w:type="dxa"/>
-            </w:tcMar>
+            <w:shd w:val="clear" w:color="auto" w:fill="FDE9D9"/>
+          </w:tcPr>
+          <w:p>
+            <w:pPr>
+              <w:jc w:val="left"/>
+            </w:pPr>
+            <w:r>
+              <w:rPr>
+                <w:rFonts w:ascii="宋体" w:hAnsi="宋体" w:eastAsia="宋体"/>
+                <w:b/>
+                <w:color w:val="1E7B34"/>
+                <w:sz w:val="19"/>
+              </w:rPr>
+              <w:t>【智控】</w:t>
+            </w:r>
+            <w:r>
+              <w:rPr>
+                <w:rFonts w:ascii="宋体" w:hAnsi="宋体" w:eastAsia="宋体"/>
+                <w:sz w:val="19"/>
+              </w:rPr>
+              <w:t>动态声呐安装位置现场</w:t>
+            </w:r>
+            <w:r>
+              <w:rPr>
+                <w:rFonts w:ascii="宋体" w:hAnsi="宋体" w:eastAsia="宋体"/>
+                <w:b/>
+                <w:color w:val="C5500B"/>
+                <w:sz w:val="19"/>
+              </w:rPr>
+              <w:t>踏勘</w:t>
+            </w:r>
+            <w:r>
+              <w:rPr>
+                <w:rFonts w:ascii="宋体" w:hAnsi="宋体" w:eastAsia="宋体"/>
+                <w:sz w:val="19"/>
+              </w:rPr>
+              <w:t xml:space="preserve"> + 安装支架方案</w:t>
+            </w:r>
+          </w:p>
+        </w:tc>
+        <w:tc>
+          <w:tcPr>
+            <w:tcW w:type="dxa" w:w="1345"/>
+            <w:tcMar>
+              <w:top w:w="40" w:type="dxa"/>
+              <w:bottom w:w="40" w:type="dxa"/>
+              <w:left w:w="80" w:type="dxa"/>
+              <w:right w:w="80" w:type="dxa"/>
+            </w:tcMar>
+            <w:shd w:val="clear" w:color="auto" w:fill="FDE9D9"/>
+          </w:tcPr>
+          <w:p>
+            <w:pPr>
+              <w:jc w:val="left"/>
+            </w:pPr>
+            <w:r>
+              <w:rPr>
+                <w:rFonts w:ascii="宋体" w:hAnsi="宋体" w:eastAsia="宋体"/>
+                <w:b/>
+                <w:color w:val="C5500B"/>
+                <w:sz w:val="19"/>
+              </w:rPr>
+              <w:t>踏勘</w:t>
+            </w:r>
+            <w:r>
+              <w:rPr>
+                <w:rFonts w:ascii="宋体" w:hAnsi="宋体" w:eastAsia="宋体"/>
+                <w:sz w:val="19"/>
+              </w:rPr>
+              <w:t>纪要+支架图纸(支架需提前制作)</w:t>
+            </w:r>
+          </w:p>
+        </w:tc>
+        <w:tc>
+          <w:tcPr>
+            <w:tcW w:type="dxa" w:w="1345"/>
+            <w:tcMar>
+              <w:top w:w="40" w:type="dxa"/>
+              <w:bottom w:w="40" w:type="dxa"/>
+              <w:left w:w="80" w:type="dxa"/>
+              <w:right w:w="80" w:type="dxa"/>
+            </w:tcMar>
+            <w:shd w:val="clear" w:color="auto" w:fill="FDE9D9"/>
           </w:tcPr>
           <w:p>
             <w:pPr>
@@ -3563,6 +4073,7 @@
               <w:left w:w="80" w:type="dxa"/>
               <w:right w:w="80" w:type="dxa"/>
             </w:tcMar>
+            <w:shd w:val="clear" w:color="auto" w:fill="FDE9D9"/>
           </w:tcPr>
           <w:p>
             <w:pPr>
@@ -3586,6 +4097,7 @@
               <w:left w:w="80" w:type="dxa"/>
               <w:right w:w="80" w:type="dxa"/>
             </w:tcMar>
+            <w:shd w:val="clear" w:color="auto" w:fill="FDE9D9"/>
           </w:tcPr>
           <w:p>
             <w:pPr>
@@ -3609,17 +4121,27 @@
               <w:left w:w="80" w:type="dxa"/>
               <w:right w:w="80" w:type="dxa"/>
             </w:tcMar>
-          </w:tcPr>
-          <w:p>
-            <w:pPr>
-              <w:jc w:val="left"/>
-            </w:pPr>
-            <w:r>
-              <w:rPr>
-                <w:rFonts w:ascii="宋体" w:hAnsi="宋体" w:eastAsia="宋体"/>
-                <w:sz w:val="19"/>
-              </w:rPr>
-              <w:t>待定项#7;安装图P8</w:t>
+            <w:shd w:val="clear" w:color="auto" w:fill="FDE9D9"/>
+          </w:tcPr>
+          <w:p>
+            <w:pPr>
+              <w:jc w:val="left"/>
+            </w:pPr>
+            <w:r>
+              <w:rPr>
+                <w:rFonts w:ascii="宋体" w:hAnsi="宋体" w:eastAsia="宋体"/>
+                <w:b/>
+                <w:color w:val="C5500B"/>
+                <w:sz w:val="19"/>
+              </w:rPr>
+              <w:t>待定</w:t>
+            </w:r>
+            <w:r>
+              <w:rPr>
+                <w:rFonts w:ascii="宋体" w:hAnsi="宋体" w:eastAsia="宋体"/>
+                <w:sz w:val="19"/>
+              </w:rPr>
+              <w:t>项#7;安装图P8</w:t>
             </w:r>
           </w:p>
         </w:tc>
@@ -3634,7 +4156,7 @@
               <w:left w:w="80" w:type="dxa"/>
               <w:right w:w="80" w:type="dxa"/>
             </w:tcMar>
-            <w:shd w:val="clear" w:color="auto" w:fill="F2F5F9"/>
+            <w:shd w:val="clear" w:color="auto" w:fill="FDE9D9"/>
           </w:tcPr>
           <w:p>
             <w:pPr>
@@ -3658,12 +4180,21 @@
               <w:left w:w="80" w:type="dxa"/>
               <w:right w:w="80" w:type="dxa"/>
             </w:tcMar>
-            <w:shd w:val="clear" w:color="auto" w:fill="F2F5F9"/>
-          </w:tcPr>
-          <w:p>
-            <w:pPr>
-              <w:jc w:val="left"/>
-            </w:pPr>
+            <w:shd w:val="clear" w:color="auto" w:fill="FDE9D9"/>
+          </w:tcPr>
+          <w:p>
+            <w:pPr>
+              <w:jc w:val="left"/>
+            </w:pPr>
+            <w:r>
+              <w:rPr>
+                <w:rFonts w:ascii="宋体" w:hAnsi="宋体" w:eastAsia="宋体"/>
+                <w:b/>
+                <w:color w:val="1E7B34"/>
+                <w:sz w:val="19"/>
+              </w:rPr>
+              <w:t>【智控】</w:t>
+            </w:r>
             <w:r>
               <w:rPr>
                 <w:rFonts w:ascii="宋体" w:hAnsi="宋体" w:eastAsia="宋体"/>
@@ -3682,7 +4213,7 @@
               <w:left w:w="80" w:type="dxa"/>
               <w:right w:w="80" w:type="dxa"/>
             </w:tcMar>
-            <w:shd w:val="clear" w:color="auto" w:fill="F2F5F9"/>
+            <w:shd w:val="clear" w:color="auto" w:fill="FDE9D9"/>
           </w:tcPr>
           <w:p>
             <w:pPr>
@@ -3706,7 +4237,7 @@
               <w:left w:w="80" w:type="dxa"/>
               <w:right w:w="80" w:type="dxa"/>
             </w:tcMar>
-            <w:shd w:val="clear" w:color="auto" w:fill="F2F5F9"/>
+            <w:shd w:val="clear" w:color="auto" w:fill="FDE9D9"/>
           </w:tcPr>
           <w:p>
             <w:pPr>
@@ -3730,7 +4261,7 @@
               <w:left w:w="80" w:type="dxa"/>
               <w:right w:w="80" w:type="dxa"/>
             </w:tcMar>
-            <w:shd w:val="clear" w:color="auto" w:fill="F2F5F9"/>
+            <w:shd w:val="clear" w:color="auto" w:fill="FDE9D9"/>
           </w:tcPr>
           <w:p>
             <w:pPr>
@@ -3754,7 +4285,7 @@
               <w:left w:w="80" w:type="dxa"/>
               <w:right w:w="80" w:type="dxa"/>
             </w:tcMar>
-            <w:shd w:val="clear" w:color="auto" w:fill="F2F5F9"/>
+            <w:shd w:val="clear" w:color="auto" w:fill="FDE9D9"/>
           </w:tcPr>
           <w:p>
             <w:pPr>
@@ -3778,18 +4309,27 @@
               <w:left w:w="80" w:type="dxa"/>
               <w:right w:w="80" w:type="dxa"/>
             </w:tcMar>
-            <w:shd w:val="clear" w:color="auto" w:fill="F2F5F9"/>
-          </w:tcPr>
-          <w:p>
-            <w:pPr>
-              <w:jc w:val="left"/>
-            </w:pPr>
-            <w:r>
-              <w:rPr>
-                <w:rFonts w:ascii="宋体" w:hAnsi="宋体" w:eastAsia="宋体"/>
-                <w:sz w:val="19"/>
-              </w:rPr>
-              <w:t>待定项#9</w:t>
+            <w:shd w:val="clear" w:color="auto" w:fill="FDE9D9"/>
+          </w:tcPr>
+          <w:p>
+            <w:pPr>
+              <w:jc w:val="left"/>
+            </w:pPr>
+            <w:r>
+              <w:rPr>
+                <w:rFonts w:ascii="宋体" w:hAnsi="宋体" w:eastAsia="宋体"/>
+                <w:b/>
+                <w:color w:val="C5500B"/>
+                <w:sz w:val="19"/>
+              </w:rPr>
+              <w:t>待定</w:t>
+            </w:r>
+            <w:r>
+              <w:rPr>
+                <w:rFonts w:ascii="宋体" w:hAnsi="宋体" w:eastAsia="宋体"/>
+                <w:sz w:val="19"/>
+              </w:rPr>
+              <w:t>项#9</w:t>
             </w:r>
           </w:p>
         </w:tc>
@@ -3804,6 +4344,7 @@
               <w:left w:w="80" w:type="dxa"/>
               <w:right w:w="80" w:type="dxa"/>
             </w:tcMar>
+            <w:shd w:val="clear" w:color="auto" w:fill="FDE9D9"/>
           </w:tcPr>
           <w:p>
             <w:pPr>
@@ -3827,11 +4368,21 @@
               <w:left w:w="80" w:type="dxa"/>
               <w:right w:w="80" w:type="dxa"/>
             </w:tcMar>
-          </w:tcPr>
-          <w:p>
-            <w:pPr>
-              <w:jc w:val="left"/>
-            </w:pPr>
+            <w:shd w:val="clear" w:color="auto" w:fill="FDE9D9"/>
+          </w:tcPr>
+          <w:p>
+            <w:pPr>
+              <w:jc w:val="left"/>
+            </w:pPr>
+            <w:r>
+              <w:rPr>
+                <w:rFonts w:ascii="宋体" w:hAnsi="宋体" w:eastAsia="宋体"/>
+                <w:b/>
+                <w:color w:val="6A2FBF"/>
+                <w:sz w:val="19"/>
+              </w:rPr>
+              <w:t>【软件】</w:t>
+            </w:r>
             <w:r>
               <w:rPr>
                 <w:rFonts w:ascii="宋体" w:hAnsi="宋体" w:eastAsia="宋体"/>
@@ -3850,6 +4401,7 @@
               <w:left w:w="80" w:type="dxa"/>
               <w:right w:w="80" w:type="dxa"/>
             </w:tcMar>
+            <w:shd w:val="clear" w:color="auto" w:fill="FDE9D9"/>
           </w:tcPr>
           <w:p>
             <w:pPr>
@@ -3873,6 +4425,7 @@
               <w:left w:w="80" w:type="dxa"/>
               <w:right w:w="80" w:type="dxa"/>
             </w:tcMar>
+            <w:shd w:val="clear" w:color="auto" w:fill="FDE9D9"/>
           </w:tcPr>
           <w:p>
             <w:pPr>
@@ -3896,6 +4449,7 @@
               <w:left w:w="80" w:type="dxa"/>
               <w:right w:w="80" w:type="dxa"/>
             </w:tcMar>
+            <w:shd w:val="clear" w:color="auto" w:fill="FDE9D9"/>
           </w:tcPr>
           <w:p>
             <w:pPr>
@@ -3919,6 +4473,7 @@
               <w:left w:w="80" w:type="dxa"/>
               <w:right w:w="80" w:type="dxa"/>
             </w:tcMar>
+            <w:shd w:val="clear" w:color="auto" w:fill="FDE9D9"/>
           </w:tcPr>
           <w:p>
             <w:pPr>
@@ -3942,17 +4497,27 @@
               <w:left w:w="80" w:type="dxa"/>
               <w:right w:w="80" w:type="dxa"/>
             </w:tcMar>
-          </w:tcPr>
-          <w:p>
-            <w:pPr>
-              <w:jc w:val="left"/>
-            </w:pPr>
-            <w:r>
-              <w:rPr>
-                <w:rFonts w:ascii="宋体" w:hAnsi="宋体" w:eastAsia="宋体"/>
-                <w:sz w:val="19"/>
-              </w:rPr>
-              <w:t>待定项#10</w:t>
+            <w:shd w:val="clear" w:color="auto" w:fill="FDE9D9"/>
+          </w:tcPr>
+          <w:p>
+            <w:pPr>
+              <w:jc w:val="left"/>
+            </w:pPr>
+            <w:r>
+              <w:rPr>
+                <w:rFonts w:ascii="宋体" w:hAnsi="宋体" w:eastAsia="宋体"/>
+                <w:b/>
+                <w:color w:val="C5500B"/>
+                <w:sz w:val="19"/>
+              </w:rPr>
+              <w:t>待定</w:t>
+            </w:r>
+            <w:r>
+              <w:rPr>
+                <w:rFonts w:ascii="宋体" w:hAnsi="宋体" w:eastAsia="宋体"/>
+                <w:sz w:val="19"/>
+              </w:rPr>
+              <w:t>项#10</w:t>
             </w:r>
           </w:p>
         </w:tc>
@@ -3967,7 +4532,7 @@
               <w:left w:w="80" w:type="dxa"/>
               <w:right w:w="80" w:type="dxa"/>
             </w:tcMar>
-            <w:shd w:val="clear" w:color="auto" w:fill="F2F5F9"/>
+            <w:shd w:val="clear" w:color="auto" w:fill="FDE9D9"/>
           </w:tcPr>
           <w:p>
             <w:pPr>
@@ -3991,12 +4556,21 @@
               <w:left w:w="80" w:type="dxa"/>
               <w:right w:w="80" w:type="dxa"/>
             </w:tcMar>
-            <w:shd w:val="clear" w:color="auto" w:fill="F2F5F9"/>
-          </w:tcPr>
-          <w:p>
-            <w:pPr>
-              <w:jc w:val="left"/>
-            </w:pPr>
+            <w:shd w:val="clear" w:color="auto" w:fill="FDE9D9"/>
+          </w:tcPr>
+          <w:p>
+            <w:pPr>
+              <w:jc w:val="left"/>
+            </w:pPr>
+            <w:r>
+              <w:rPr>
+                <w:rFonts w:ascii="宋体" w:hAnsi="宋体" w:eastAsia="宋体"/>
+                <w:b/>
+                <w:color w:val="7F7F7F"/>
+                <w:sz w:val="19"/>
+              </w:rPr>
+              <w:t>【通用】</w:t>
+            </w:r>
             <w:r>
               <w:rPr>
                 <w:rFonts w:ascii="宋体" w:hAnsi="宋体" w:eastAsia="宋体"/>
@@ -4031,7 +4605,7 @@
               <w:left w:w="80" w:type="dxa"/>
               <w:right w:w="80" w:type="dxa"/>
             </w:tcMar>
-            <w:shd w:val="clear" w:color="auto" w:fill="F2F5F9"/>
+            <w:shd w:val="clear" w:color="auto" w:fill="FDE9D9"/>
           </w:tcPr>
           <w:p>
             <w:pPr>
@@ -4055,7 +4629,7 @@
               <w:left w:w="80" w:type="dxa"/>
               <w:right w:w="80" w:type="dxa"/>
             </w:tcMar>
-            <w:shd w:val="clear" w:color="auto" w:fill="F2F5F9"/>
+            <w:shd w:val="clear" w:color="auto" w:fill="FDE9D9"/>
           </w:tcPr>
           <w:p>
             <w:pPr>
@@ -4079,7 +4653,7 @@
               <w:left w:w="80" w:type="dxa"/>
               <w:right w:w="80" w:type="dxa"/>
             </w:tcMar>
-            <w:shd w:val="clear" w:color="auto" w:fill="F2F5F9"/>
+            <w:shd w:val="clear" w:color="auto" w:fill="FDE9D9"/>
           </w:tcPr>
           <w:p>
             <w:pPr>
@@ -4103,7 +4677,7 @@
               <w:left w:w="80" w:type="dxa"/>
               <w:right w:w="80" w:type="dxa"/>
             </w:tcMar>
-            <w:shd w:val="clear" w:color="auto" w:fill="F2F5F9"/>
+            <w:shd w:val="clear" w:color="auto" w:fill="FDE9D9"/>
           </w:tcPr>
           <w:p>
             <w:pPr>
@@ -4129,18 +4703,27 @@
               <w:left w:w="80" w:type="dxa"/>
               <w:right w:w="80" w:type="dxa"/>
             </w:tcMar>
-            <w:shd w:val="clear" w:color="auto" w:fill="F2F5F9"/>
-          </w:tcPr>
-          <w:p>
-            <w:pPr>
-              <w:jc w:val="left"/>
-            </w:pPr>
-            <w:r>
-              <w:rPr>
-                <w:rFonts w:ascii="宋体" w:hAnsi="宋体" w:eastAsia="宋体"/>
-                <w:sz w:val="19"/>
-              </w:rPr>
-              <w:t>待定项#11;V2 九章</w:t>
+            <w:shd w:val="clear" w:color="auto" w:fill="FDE9D9"/>
+          </w:tcPr>
+          <w:p>
+            <w:pPr>
+              <w:jc w:val="left"/>
+            </w:pPr>
+            <w:r>
+              <w:rPr>
+                <w:rFonts w:ascii="宋体" w:hAnsi="宋体" w:eastAsia="宋体"/>
+                <w:b/>
+                <w:color w:val="C5500B"/>
+                <w:sz w:val="19"/>
+              </w:rPr>
+              <w:t>待定</w:t>
+            </w:r>
+            <w:r>
+              <w:rPr>
+                <w:rFonts w:ascii="宋体" w:hAnsi="宋体" w:eastAsia="宋体"/>
+                <w:sz w:val="19"/>
+              </w:rPr>
+              <w:t>项#11;V2 九章</w:t>
             </w:r>
           </w:p>
         </w:tc>
@@ -4155,6 +4738,7 @@
               <w:left w:w="80" w:type="dxa"/>
               <w:right w:w="80" w:type="dxa"/>
             </w:tcMar>
+            <w:shd w:val="clear" w:color="auto" w:fill="FDE9D9"/>
           </w:tcPr>
           <w:p>
             <w:pPr>
@@ -4178,29 +4762,49 @@
               <w:left w:w="80" w:type="dxa"/>
               <w:right w:w="80" w:type="dxa"/>
             </w:tcMar>
-          </w:tcPr>
-          <w:p>
-            <w:pPr>
-              <w:jc w:val="left"/>
-            </w:pPr>
-            <w:r>
-              <w:rPr>
-                <w:rFonts w:ascii="宋体" w:hAnsi="宋体" w:eastAsia="宋体"/>
-                <w:sz w:val="19"/>
-              </w:rPr>
-              <w:t>〔可选〕网络安全网关实施决策(4G 上云通道现状无鉴权)</w:t>
-            </w:r>
-          </w:p>
-        </w:tc>
-        <w:tc>
-          <w:tcPr>
-            <w:tcW w:type="dxa" w:w="1345"/>
-            <w:tcMar>
-              <w:top w:w="40" w:type="dxa"/>
-              <w:bottom w:w="40" w:type="dxa"/>
-              <w:left w:w="80" w:type="dxa"/>
-              <w:right w:w="80" w:type="dxa"/>
-            </w:tcMar>
+            <w:shd w:val="clear" w:color="auto" w:fill="FDE9D9"/>
+          </w:tcPr>
+          <w:p>
+            <w:pPr>
+              <w:jc w:val="left"/>
+            </w:pPr>
+            <w:r>
+              <w:rPr>
+                <w:rFonts w:ascii="宋体" w:hAnsi="宋体" w:eastAsia="宋体"/>
+                <w:b/>
+                <w:color w:val="1E7B34"/>
+                <w:sz w:val="19"/>
+              </w:rPr>
+              <w:t>【智控】</w:t>
+            </w:r>
+            <w:r>
+              <w:rPr>
+                <w:rFonts w:ascii="宋体" w:hAnsi="宋体" w:eastAsia="宋体"/>
+                <w:b/>
+                <w:color w:val="9C6F00"/>
+                <w:sz w:val="19"/>
+              </w:rPr>
+              <w:t>〔可选〕</w:t>
+            </w:r>
+            <w:r>
+              <w:rPr>
+                <w:rFonts w:ascii="宋体" w:hAnsi="宋体" w:eastAsia="宋体"/>
+                <w:sz w:val="19"/>
+              </w:rPr>
+              <w:t>网络安全网关实施决策(4G 上云通道现状无鉴权)</w:t>
+            </w:r>
+          </w:p>
+        </w:tc>
+        <w:tc>
+          <w:tcPr>
+            <w:tcW w:type="dxa" w:w="1345"/>
+            <w:tcMar>
+              <w:top w:w="40" w:type="dxa"/>
+              <w:bottom w:w="40" w:type="dxa"/>
+              <w:left w:w="80" w:type="dxa"/>
+              <w:right w:w="80" w:type="dxa"/>
+            </w:tcMar>
+            <w:shd w:val="clear" w:color="auto" w:fill="FDE9D9"/>
           </w:tcPr>
           <w:p>
             <w:pPr>
@@ -4224,6 +4828,7 @@
               <w:left w:w="80" w:type="dxa"/>
               <w:right w:w="80" w:type="dxa"/>
             </w:tcMar>
+            <w:shd w:val="clear" w:color="auto" w:fill="FDE9D9"/>
           </w:tcPr>
           <w:p>
             <w:pPr>
@@ -4247,6 +4852,7 @@
               <w:left w:w="80" w:type="dxa"/>
               <w:right w:w="80" w:type="dxa"/>
             </w:tcMar>
+            <w:shd w:val="clear" w:color="auto" w:fill="FDE9D9"/>
           </w:tcPr>
           <w:p>
             <w:pPr>
@@ -4270,6 +4876,7 @@
               <w:left w:w="80" w:type="dxa"/>
               <w:right w:w="80" w:type="dxa"/>
             </w:tcMar>
+            <w:shd w:val="clear" w:color="auto" w:fill="FDE9D9"/>
           </w:tcPr>
           <w:p>
             <w:pPr>
@@ -4293,17 +4900,27 @@
               <w:left w:w="80" w:type="dxa"/>
               <w:right w:w="80" w:type="dxa"/>
             </w:tcMar>
-          </w:tcPr>
-          <w:p>
-            <w:pPr>
-              <w:jc w:val="left"/>
-            </w:pPr>
-            <w:r>
-              <w:rPr>
-                <w:rFonts w:ascii="宋体" w:hAnsi="宋体" w:eastAsia="宋体"/>
-                <w:sz w:val="19"/>
-              </w:rPr>
-              <w:t>待定项#12;V2 十一章</w:t>
+            <w:shd w:val="clear" w:color="auto" w:fill="FDE9D9"/>
+          </w:tcPr>
+          <w:p>
+            <w:pPr>
+              <w:jc w:val="left"/>
+            </w:pPr>
+            <w:r>
+              <w:rPr>
+                <w:rFonts w:ascii="宋体" w:hAnsi="宋体" w:eastAsia="宋体"/>
+                <w:b/>
+                <w:color w:val="C5500B"/>
+                <w:sz w:val="19"/>
+              </w:rPr>
+              <w:t>待定</w:t>
+            </w:r>
+            <w:r>
+              <w:rPr>
+                <w:rFonts w:ascii="宋体" w:hAnsi="宋体" w:eastAsia="宋体"/>
+                <w:sz w:val="19"/>
+              </w:rPr>
+              <w:t>项#12;V2 十一章</w:t>
             </w:r>
           </w:p>
         </w:tc>
@@ -4351,6 +4968,15 @@
             <w:r>
               <w:rPr>
                 <w:rFonts w:ascii="宋体" w:hAnsi="宋体" w:eastAsia="宋体"/>
+                <w:b/>
+                <w:color w:val="6A2FBF"/>
+                <w:sz w:val="19"/>
+              </w:rPr>
+              <w:t>【软件】</w:t>
+            </w:r>
+            <w:r>
+              <w:rPr>
+                <w:rFonts w:ascii="宋体" w:hAnsi="宋体" w:eastAsia="宋体"/>
                 <w:sz w:val="19"/>
               </w:rPr>
               <w:t>失效场景行为规格评审:V2 §4.4 六条(CAN中断/VCU死机/惯导失锁/4G断网/智控丢包/仲裁异常)写入详设并定超时阈值</w:t>
@@ -4490,6 +5116,7 @@
               <w:left w:w="80" w:type="dxa"/>
               <w:right w:w="80" w:type="dxa"/>
             </w:tcMar>
+            <w:shd w:val="clear" w:color="auto" w:fill="FFF2CC"/>
           </w:tcPr>
           <w:p>
             <w:pPr>
@@ -4513,29 +5140,49 @@
               <w:left w:w="80" w:type="dxa"/>
               <w:right w:w="80" w:type="dxa"/>
             </w:tcMar>
-          </w:tcPr>
-          <w:p>
-            <w:pPr>
-              <w:jc w:val="left"/>
-            </w:pPr>
-            <w:r>
-              <w:rPr>
-                <w:rFonts w:ascii="宋体" w:hAnsi="宋体" w:eastAsia="宋体"/>
-                <w:sz w:val="19"/>
-              </w:rPr>
-              <w:t>〔可选〕告警三级分层(P0/P1/P2)清单评审</w:t>
-            </w:r>
-          </w:p>
-        </w:tc>
-        <w:tc>
-          <w:tcPr>
-            <w:tcW w:type="dxa" w:w="1345"/>
-            <w:tcMar>
-              <w:top w:w="40" w:type="dxa"/>
-              <w:bottom w:w="40" w:type="dxa"/>
-              <w:left w:w="80" w:type="dxa"/>
-              <w:right w:w="80" w:type="dxa"/>
-            </w:tcMar>
+            <w:shd w:val="clear" w:color="auto" w:fill="FFF2CC"/>
+          </w:tcPr>
+          <w:p>
+            <w:pPr>
+              <w:jc w:val="left"/>
+            </w:pPr>
+            <w:r>
+              <w:rPr>
+                <w:rFonts w:ascii="宋体" w:hAnsi="宋体" w:eastAsia="宋体"/>
+                <w:b/>
+                <w:color w:val="6A2FBF"/>
+                <w:sz w:val="19"/>
+              </w:rPr>
+              <w:t>【软件】</w:t>
+            </w:r>
+            <w:r>
+              <w:rPr>
+                <w:rFonts w:ascii="宋体" w:hAnsi="宋体" w:eastAsia="宋体"/>
+                <w:b/>
+                <w:color w:val="9C6F00"/>
+                <w:sz w:val="19"/>
+              </w:rPr>
+              <w:t>〔可选〕</w:t>
+            </w:r>
+            <w:r>
+              <w:rPr>
+                <w:rFonts w:ascii="宋体" w:hAnsi="宋体" w:eastAsia="宋体"/>
+                <w:sz w:val="19"/>
+              </w:rPr>
+              <w:t>告警三级分层(P0/P1/P2)清单评审</w:t>
+            </w:r>
+          </w:p>
+        </w:tc>
+        <w:tc>
+          <w:tcPr>
+            <w:tcW w:type="dxa" w:w="1345"/>
+            <w:tcMar>
+              <w:top w:w="40" w:type="dxa"/>
+              <w:bottom w:w="40" w:type="dxa"/>
+              <w:left w:w="80" w:type="dxa"/>
+              <w:right w:w="80" w:type="dxa"/>
+            </w:tcMar>
+            <w:shd w:val="clear" w:color="auto" w:fill="FFF2CC"/>
           </w:tcPr>
           <w:p>
             <w:pPr>
@@ -4559,6 +5206,7 @@
               <w:left w:w="80" w:type="dxa"/>
               <w:right w:w="80" w:type="dxa"/>
             </w:tcMar>
+            <w:shd w:val="clear" w:color="auto" w:fill="FFF2CC"/>
           </w:tcPr>
           <w:p>
             <w:pPr>
@@ -4582,6 +5230,7 @@
               <w:left w:w="80" w:type="dxa"/>
               <w:right w:w="80" w:type="dxa"/>
             </w:tcMar>
+            <w:shd w:val="clear" w:color="auto" w:fill="FFF2CC"/>
           </w:tcPr>
           <w:p>
             <w:pPr>
@@ -4605,6 +5254,7 @@
               <w:left w:w="80" w:type="dxa"/>
               <w:right w:w="80" w:type="dxa"/>
             </w:tcMar>
+            <w:shd w:val="clear" w:color="auto" w:fill="FFF2CC"/>
           </w:tcPr>
           <w:p>
             <w:pPr>
@@ -4628,6 +5278,7 @@
               <w:left w:w="80" w:type="dxa"/>
               <w:right w:w="80" w:type="dxa"/>
             </w:tcMar>
+            <w:shd w:val="clear" w:color="auto" w:fill="FFF2CC"/>
           </w:tcPr>
           <w:p>
             <w:pPr>
@@ -4653,7 +5304,7 @@
               <w:left w:w="80" w:type="dxa"/>
               <w:right w:w="80" w:type="dxa"/>
             </w:tcMar>
-            <w:shd w:val="clear" w:color="auto" w:fill="F2F5F9"/>
+            <w:shd w:val="clear" w:color="auto" w:fill="FDE9D9"/>
           </w:tcPr>
           <w:p>
             <w:pPr>
@@ -4677,12 +5328,21 @@
               <w:left w:w="80" w:type="dxa"/>
               <w:right w:w="80" w:type="dxa"/>
             </w:tcMar>
-            <w:shd w:val="clear" w:color="auto" w:fill="F2F5F9"/>
-          </w:tcPr>
-          <w:p>
-            <w:pPr>
-              <w:jc w:val="left"/>
-            </w:pPr>
+            <w:shd w:val="clear" w:color="auto" w:fill="FDE9D9"/>
+          </w:tcPr>
+          <w:p>
+            <w:pPr>
+              <w:jc w:val="left"/>
+            </w:pPr>
+            <w:r>
+              <w:rPr>
+                <w:rFonts w:ascii="宋体" w:hAnsi="宋体" w:eastAsia="宋体"/>
+                <w:b/>
+                <w:color w:val="1F4E79"/>
+                <w:sz w:val="19"/>
+              </w:rPr>
+              <w:t>【驾控台】</w:t>
+            </w:r>
             <w:r>
               <w:rPr>
                 <w:rFonts w:ascii="宋体" w:hAnsi="宋体" w:eastAsia="宋体"/>
@@ -4717,7 +5377,7 @@
               <w:left w:w="80" w:type="dxa"/>
               <w:right w:w="80" w:type="dxa"/>
             </w:tcMar>
-            <w:shd w:val="clear" w:color="auto" w:fill="F2F5F9"/>
+            <w:shd w:val="clear" w:color="auto" w:fill="FDE9D9"/>
           </w:tcPr>
           <w:p>
             <w:pPr>
@@ -4741,7 +5401,7 @@
               <w:left w:w="80" w:type="dxa"/>
               <w:right w:w="80" w:type="dxa"/>
             </w:tcMar>
-            <w:shd w:val="clear" w:color="auto" w:fill="F2F5F9"/>
+            <w:shd w:val="clear" w:color="auto" w:fill="FDE9D9"/>
           </w:tcPr>
           <w:p>
             <w:pPr>
@@ -4765,7 +5425,7 @@
               <w:left w:w="80" w:type="dxa"/>
               <w:right w:w="80" w:type="dxa"/>
             </w:tcMar>
-            <w:shd w:val="clear" w:color="auto" w:fill="F2F5F9"/>
+            <w:shd w:val="clear" w:color="auto" w:fill="FDE9D9"/>
           </w:tcPr>
           <w:p>
             <w:pPr>
@@ -4789,7 +5449,7 @@
               <w:left w:w="80" w:type="dxa"/>
               <w:right w:w="80" w:type="dxa"/>
             </w:tcMar>
-            <w:shd w:val="clear" w:color="auto" w:fill="F2F5F9"/>
+            <w:shd w:val="clear" w:color="auto" w:fill="FDE9D9"/>
           </w:tcPr>
           <w:p>
             <w:pPr>
@@ -4815,18 +5475,34 @@
               <w:left w:w="80" w:type="dxa"/>
               <w:right w:w="80" w:type="dxa"/>
             </w:tcMar>
-            <w:shd w:val="clear" w:color="auto" w:fill="F2F5F9"/>
-          </w:tcPr>
-          <w:p>
-            <w:pPr>
-              <w:jc w:val="left"/>
-            </w:pPr>
-            <w:r>
-              <w:rPr>
-                <w:rFonts w:ascii="宋体" w:hAnsi="宋体" w:eastAsia="宋体"/>
-                <w:sz w:val="19"/>
-              </w:rPr>
-              <w:t>协议§3.1;V1 待定项</w:t>
+            <w:shd w:val="clear" w:color="auto" w:fill="FDE9D9"/>
+          </w:tcPr>
+          <w:p>
+            <w:pPr>
+              <w:jc w:val="left"/>
+            </w:pPr>
+            <w:r>
+              <w:rPr>
+                <w:rFonts w:ascii="宋体" w:hAnsi="宋体" w:eastAsia="宋体"/>
+                <w:sz w:val="19"/>
+              </w:rPr>
+              <w:t xml:space="preserve">协议§3.1;V1 </w:t>
+            </w:r>
+            <w:r>
+              <w:rPr>
+                <w:rFonts w:ascii="宋体" w:hAnsi="宋体" w:eastAsia="宋体"/>
+                <w:b/>
+                <w:color w:val="C5500B"/>
+                <w:sz w:val="19"/>
+              </w:rPr>
+              <w:t>待定</w:t>
+            </w:r>
+            <w:r>
+              <w:rPr>
+                <w:rFonts w:ascii="宋体" w:hAnsi="宋体" w:eastAsia="宋体"/>
+                <w:sz w:val="19"/>
+              </w:rPr>
+              <w:t>项</w:t>
             </w:r>
           </w:p>
         </w:tc>
@@ -4841,6 +5517,7 @@
               <w:left w:w="80" w:type="dxa"/>
               <w:right w:w="80" w:type="dxa"/>
             </w:tcMar>
+            <w:shd w:val="clear" w:color="auto" w:fill="FFF2CC"/>
           </w:tcPr>
           <w:p>
             <w:pPr>
@@ -4864,29 +5541,49 @@
               <w:left w:w="80" w:type="dxa"/>
               <w:right w:w="80" w:type="dxa"/>
             </w:tcMar>
-          </w:tcPr>
-          <w:p>
-            <w:pPr>
-              <w:jc w:val="left"/>
-            </w:pPr>
-            <w:r>
-              <w:rPr>
-                <w:rFonts w:ascii="宋体" w:hAnsi="宋体" w:eastAsia="宋体"/>
-                <w:sz w:val="19"/>
-              </w:rPr>
-              <w:t>〔可选〕轻量健康评分是否实施决策</w:t>
-            </w:r>
-          </w:p>
-        </w:tc>
-        <w:tc>
-          <w:tcPr>
-            <w:tcW w:type="dxa" w:w="1345"/>
-            <w:tcMar>
-              <w:top w:w="40" w:type="dxa"/>
-              <w:bottom w:w="40" w:type="dxa"/>
-              <w:left w:w="80" w:type="dxa"/>
-              <w:right w:w="80" w:type="dxa"/>
-            </w:tcMar>
+            <w:shd w:val="clear" w:color="auto" w:fill="FFF2CC"/>
+          </w:tcPr>
+          <w:p>
+            <w:pPr>
+              <w:jc w:val="left"/>
+            </w:pPr>
+            <w:r>
+              <w:rPr>
+                <w:rFonts w:ascii="宋体" w:hAnsi="宋体" w:eastAsia="宋体"/>
+                <w:b/>
+                <w:color w:val="6A2FBF"/>
+                <w:sz w:val="19"/>
+              </w:rPr>
+              <w:t>【软件】</w:t>
+            </w:r>
+            <w:r>
+              <w:rPr>
+                <w:rFonts w:ascii="宋体" w:hAnsi="宋体" w:eastAsia="宋体"/>
+                <w:b/>
+                <w:color w:val="9C6F00"/>
+                <w:sz w:val="19"/>
+              </w:rPr>
+              <w:t>〔可选〕</w:t>
+            </w:r>
+            <w:r>
+              <w:rPr>
+                <w:rFonts w:ascii="宋体" w:hAnsi="宋体" w:eastAsia="宋体"/>
+                <w:sz w:val="19"/>
+              </w:rPr>
+              <w:t>轻量健康评分是否实施决策</w:t>
+            </w:r>
+          </w:p>
+        </w:tc>
+        <w:tc>
+          <w:tcPr>
+            <w:tcW w:type="dxa" w:w="1345"/>
+            <w:tcMar>
+              <w:top w:w="40" w:type="dxa"/>
+              <w:bottom w:w="40" w:type="dxa"/>
+              <w:left w:w="80" w:type="dxa"/>
+              <w:right w:w="80" w:type="dxa"/>
+            </w:tcMar>
+            <w:shd w:val="clear" w:color="auto" w:fill="FFF2CC"/>
           </w:tcPr>
           <w:p>
             <w:pPr>
@@ -4910,6 +5607,7 @@
               <w:left w:w="80" w:type="dxa"/>
               <w:right w:w="80" w:type="dxa"/>
             </w:tcMar>
+            <w:shd w:val="clear" w:color="auto" w:fill="FFF2CC"/>
           </w:tcPr>
           <w:p>
             <w:pPr>
@@ -4933,6 +5631,7 @@
               <w:left w:w="80" w:type="dxa"/>
               <w:right w:w="80" w:type="dxa"/>
             </w:tcMar>
+            <w:shd w:val="clear" w:color="auto" w:fill="FFF2CC"/>
           </w:tcPr>
           <w:p>
             <w:pPr>
@@ -4956,6 +5655,7 @@
               <w:left w:w="80" w:type="dxa"/>
               <w:right w:w="80" w:type="dxa"/>
             </w:tcMar>
+            <w:shd w:val="clear" w:color="auto" w:fill="FFF2CC"/>
           </w:tcPr>
           <w:p>
             <w:pPr>
@@ -4979,6 +5679,7 @@
               <w:left w:w="80" w:type="dxa"/>
               <w:right w:w="80" w:type="dxa"/>
             </w:tcMar>
+            <w:shd w:val="clear" w:color="auto" w:fill="FFF2CC"/>
           </w:tcPr>
           <w:p>
             <w:pPr>
@@ -5279,6 +5980,15 @@
             <w:r>
               <w:rPr>
                 <w:rFonts w:ascii="宋体" w:hAnsi="宋体" w:eastAsia="宋体"/>
+                <w:b/>
+                <w:color w:val="7F7F7F"/>
+                <w:sz w:val="19"/>
+              </w:rPr>
+              <w:t>【通用】</w:t>
+            </w:r>
+            <w:r>
+              <w:rPr>
+                <w:rFonts w:ascii="宋体" w:hAnsi="宋体" w:eastAsia="宋体"/>
                 <w:sz w:val="19"/>
               </w:rPr>
               <w:t>长周期物料下单(显控屏×4、惯导、声呐、毫米波雷达、NVR+摄像头、交换机、采控单元等,按第六章 BOM)</w:t>
@@ -5446,6 +6156,15 @@
             <w:r>
               <w:rPr>
                 <w:rFonts w:ascii="宋体" w:hAnsi="宋体" w:eastAsia="宋体"/>
+                <w:b/>
+                <w:color w:val="1F4E79"/>
+                <w:sz w:val="19"/>
+              </w:rPr>
+              <w:t>【驾控台】</w:t>
+            </w:r>
+            <w:r>
+              <w:rPr>
+                <w:rFonts w:ascii="宋体" w:hAnsi="宋体" w:eastAsia="宋体"/>
                 <w:sz w:val="19"/>
               </w:rPr>
               <w:t>驾控台台体制造(碳纤维、白+金、IP44、约1000×1200×500mm,以认可图为准)</w:t>
@@ -5616,6 +6335,15 @@
             <w:r>
               <w:rPr>
                 <w:rFonts w:ascii="宋体" w:hAnsi="宋体" w:eastAsia="宋体"/>
+                <w:b/>
+                <w:color w:val="1F4E79"/>
+                <w:sz w:val="19"/>
+              </w:rPr>
+              <w:t>【驾控台】</w:t>
+            </w:r>
+            <w:r>
+              <w:rPr>
+                <w:rFonts w:ascii="宋体" w:hAnsi="宋体" w:eastAsia="宋体"/>
                 <w:sz w:val="19"/>
               </w:rPr>
               <w:t>主驾控台电气配盘与内部接线(按框图 V1.1 + Excel 接线清单逐条)</w:t>
@@ -5750,7 +6478,7 @@
               <w:left w:w="80" w:type="dxa"/>
               <w:right w:w="80" w:type="dxa"/>
             </w:tcMar>
-            <w:shd w:val="clear" w:color="auto" w:fill="F2F5F9"/>
+            <w:shd w:val="clear" w:color="auto" w:fill="FDE9D9"/>
           </w:tcPr>
           <w:p>
             <w:pPr>
@@ -5774,31 +6502,56 @@
               <w:left w:w="80" w:type="dxa"/>
               <w:right w:w="80" w:type="dxa"/>
             </w:tcMar>
-            <w:shd w:val="clear" w:color="auto" w:fill="F2F5F9"/>
-          </w:tcPr>
-          <w:p>
-            <w:pPr>
-              <w:jc w:val="left"/>
-            </w:pPr>
-            <w:r>
-              <w:rPr>
-                <w:rFonts w:ascii="宋体" w:hAnsi="宋体" w:eastAsia="宋体"/>
-                <w:sz w:val="19"/>
-              </w:rPr>
-              <w:t>副驾控台配盘(按 T1.1 澄清后的面板清单;VCU-副+DC/DC+急停+双屏)</w:t>
-            </w:r>
-          </w:p>
-        </w:tc>
-        <w:tc>
-          <w:tcPr>
-            <w:tcW w:type="dxa" w:w="1345"/>
-            <w:tcMar>
-              <w:top w:w="40" w:type="dxa"/>
-              <w:bottom w:w="40" w:type="dxa"/>
-              <w:left w:w="80" w:type="dxa"/>
-              <w:right w:w="80" w:type="dxa"/>
-            </w:tcMar>
-            <w:shd w:val="clear" w:color="auto" w:fill="F2F5F9"/>
+            <w:shd w:val="clear" w:color="auto" w:fill="FDE9D9"/>
+          </w:tcPr>
+          <w:p>
+            <w:pPr>
+              <w:jc w:val="left"/>
+            </w:pPr>
+            <w:r>
+              <w:rPr>
+                <w:rFonts w:ascii="宋体" w:hAnsi="宋体" w:eastAsia="宋体"/>
+                <w:b/>
+                <w:color w:val="1F4E79"/>
+                <w:sz w:val="19"/>
+              </w:rPr>
+              <w:t>【驾控台】</w:t>
+            </w:r>
+            <w:r>
+              <w:rPr>
+                <w:rFonts w:ascii="宋体" w:hAnsi="宋体" w:eastAsia="宋体"/>
+                <w:sz w:val="19"/>
+              </w:rPr>
+              <w:t xml:space="preserve">副驾控台配盘(按 T1.1 </w:t>
+            </w:r>
+            <w:r>
+              <w:rPr>
+                <w:rFonts w:ascii="宋体" w:hAnsi="宋体" w:eastAsia="宋体"/>
+                <w:b/>
+                <w:color w:val="C5500B"/>
+                <w:sz w:val="19"/>
+              </w:rPr>
+              <w:t>澄清</w:t>
+            </w:r>
+            <w:r>
+              <w:rPr>
+                <w:rFonts w:ascii="宋体" w:hAnsi="宋体" w:eastAsia="宋体"/>
+                <w:sz w:val="19"/>
+              </w:rPr>
+              <w:t>后的面板清单;VCU-副+DC/DC+急停+双屏)</w:t>
+            </w:r>
+          </w:p>
+        </w:tc>
+        <w:tc>
+          <w:tcPr>
+            <w:tcW w:type="dxa" w:w="1345"/>
+            <w:tcMar>
+              <w:top w:w="40" w:type="dxa"/>
+              <w:bottom w:w="40" w:type="dxa"/>
+              <w:left w:w="80" w:type="dxa"/>
+              <w:right w:w="80" w:type="dxa"/>
+            </w:tcMar>
+            <w:shd w:val="clear" w:color="auto" w:fill="FDE9D9"/>
           </w:tcPr>
           <w:p>
             <w:pPr>
@@ -5822,7 +6575,7 @@
               <w:left w:w="80" w:type="dxa"/>
               <w:right w:w="80" w:type="dxa"/>
             </w:tcMar>
-            <w:shd w:val="clear" w:color="auto" w:fill="F2F5F9"/>
+            <w:shd w:val="clear" w:color="auto" w:fill="FDE9D9"/>
           </w:tcPr>
           <w:p>
             <w:pPr>
@@ -5846,7 +6599,7 @@
               <w:left w:w="80" w:type="dxa"/>
               <w:right w:w="80" w:type="dxa"/>
             </w:tcMar>
-            <w:shd w:val="clear" w:color="auto" w:fill="F2F5F9"/>
+            <w:shd w:val="clear" w:color="auto" w:fill="FDE9D9"/>
           </w:tcPr>
           <w:p>
             <w:pPr>
@@ -5870,7 +6623,7 @@
               <w:left w:w="80" w:type="dxa"/>
               <w:right w:w="80" w:type="dxa"/>
             </w:tcMar>
-            <w:shd w:val="clear" w:color="auto" w:fill="F2F5F9"/>
+            <w:shd w:val="clear" w:color="auto" w:fill="FDE9D9"/>
           </w:tcPr>
           <w:p>
             <w:pPr>
@@ -5896,7 +6649,7 @@
               <w:left w:w="80" w:type="dxa"/>
               <w:right w:w="80" w:type="dxa"/>
             </w:tcMar>
-            <w:shd w:val="clear" w:color="auto" w:fill="F2F5F9"/>
+            <w:shd w:val="clear" w:color="auto" w:fill="FDE9D9"/>
           </w:tcPr>
           <w:p>
             <w:pPr>
@@ -5922,6 +6675,7 @@
               <w:left w:w="80" w:type="dxa"/>
               <w:right w:w="80" w:type="dxa"/>
             </w:tcMar>
+            <w:shd w:val="clear" w:color="auto" w:fill="FFF2CC"/>
           </w:tcPr>
           <w:p>
             <w:pPr>
@@ -5945,29 +6699,56 @@
               <w:left w:w="80" w:type="dxa"/>
               <w:right w:w="80" w:type="dxa"/>
             </w:tcMar>
-          </w:tcPr>
-          <w:p>
-            <w:pPr>
-              <w:jc w:val="left"/>
-            </w:pPr>
-            <w:r>
-              <w:rPr>
-                <w:rFonts w:ascii="宋体" w:hAnsi="宋体" w:eastAsia="宋体"/>
-                <w:sz w:val="19"/>
-              </w:rPr>
-              <w:t>显控软件开发/配置:双屏页面、报警上屏、权限切换 UI;〔可选〕告警分级、健康评分(依 T1.13/T1.15 决策)</w:t>
-            </w:r>
-          </w:p>
-        </w:tc>
-        <w:tc>
-          <w:tcPr>
-            <w:tcW w:type="dxa" w:w="1345"/>
-            <w:tcMar>
-              <w:top w:w="40" w:type="dxa"/>
-              <w:bottom w:w="40" w:type="dxa"/>
-              <w:left w:w="80" w:type="dxa"/>
-              <w:right w:w="80" w:type="dxa"/>
-            </w:tcMar>
+            <w:shd w:val="clear" w:color="auto" w:fill="FFF2CC"/>
+          </w:tcPr>
+          <w:p>
+            <w:pPr>
+              <w:jc w:val="left"/>
+            </w:pPr>
+            <w:r>
+              <w:rPr>
+                <w:rFonts w:ascii="宋体" w:hAnsi="宋体" w:eastAsia="宋体"/>
+                <w:b/>
+                <w:color w:val="6A2FBF"/>
+                <w:sz w:val="19"/>
+              </w:rPr>
+              <w:t>【软件】</w:t>
+            </w:r>
+            <w:r>
+              <w:rPr>
+                <w:rFonts w:ascii="宋体" w:hAnsi="宋体" w:eastAsia="宋体"/>
+                <w:sz w:val="19"/>
+              </w:rPr>
+              <w:t>显控软件开发/配置:双屏页面、报警上屏、权限切换 UI;</w:t>
+            </w:r>
+            <w:r>
+              <w:rPr>
+                <w:rFonts w:ascii="宋体" w:hAnsi="宋体" w:eastAsia="宋体"/>
+                <w:b/>
+                <w:color w:val="9C6F00"/>
+                <w:sz w:val="19"/>
+              </w:rPr>
+              <w:t>〔可选〕</w:t>
+            </w:r>
+            <w:r>
+              <w:rPr>
+                <w:rFonts w:ascii="宋体" w:hAnsi="宋体" w:eastAsia="宋体"/>
+                <w:sz w:val="19"/>
+              </w:rPr>
+              <w:t>告警分级、健康评分(依 T1.13/T1.15 决策)</w:t>
+            </w:r>
+          </w:p>
+        </w:tc>
+        <w:tc>
+          <w:tcPr>
+            <w:tcW w:type="dxa" w:w="1345"/>
+            <w:tcMar>
+              <w:top w:w="40" w:type="dxa"/>
+              <w:bottom w:w="40" w:type="dxa"/>
+              <w:left w:w="80" w:type="dxa"/>
+              <w:right w:w="80" w:type="dxa"/>
+            </w:tcMar>
+            <w:shd w:val="clear" w:color="auto" w:fill="FFF2CC"/>
           </w:tcPr>
           <w:p>
             <w:pPr>
@@ -5991,6 +6772,7 @@
               <w:left w:w="80" w:type="dxa"/>
               <w:right w:w="80" w:type="dxa"/>
             </w:tcMar>
+            <w:shd w:val="clear" w:color="auto" w:fill="FFF2CC"/>
           </w:tcPr>
           <w:p>
             <w:pPr>
@@ -6014,6 +6796,7 @@
               <w:left w:w="80" w:type="dxa"/>
               <w:right w:w="80" w:type="dxa"/>
             </w:tcMar>
+            <w:shd w:val="clear" w:color="auto" w:fill="FFF2CC"/>
           </w:tcPr>
           <w:p>
             <w:pPr>
@@ -6037,6 +6820,7 @@
               <w:left w:w="80" w:type="dxa"/>
               <w:right w:w="80" w:type="dxa"/>
             </w:tcMar>
+            <w:shd w:val="clear" w:color="auto" w:fill="FFF2CC"/>
           </w:tcPr>
           <w:p>
             <w:pPr>
@@ -6062,6 +6846,7 @@
               <w:left w:w="80" w:type="dxa"/>
               <w:right w:w="80" w:type="dxa"/>
             </w:tcMar>
+            <w:shd w:val="clear" w:color="auto" w:fill="FFF2CC"/>
           </w:tcPr>
           <w:p>
             <w:pPr>
@@ -6120,6 +6905,15 @@
             <w:r>
               <w:rPr>
                 <w:rFonts w:ascii="宋体" w:hAnsi="宋体" w:eastAsia="宋体"/>
+                <w:b/>
+                <w:color w:val="6A2FBF"/>
+                <w:sz w:val="19"/>
+              </w:rPr>
+              <w:t>【软件】</w:t>
+            </w:r>
+            <w:r>
+              <w:rPr>
+                <w:rFonts w:ascii="宋体" w:hAnsi="宋体" w:eastAsia="宋体"/>
                 <w:sz w:val="19"/>
               </w:rPr>
               <w:t>VCU 逻辑实现与台架联试:主副权限仲裁(手柄回空挡互锁)、INT/EXT 模式切换、§4.4 失效行为</w:t>
@@ -6259,6 +7053,7 @@
               <w:left w:w="80" w:type="dxa"/>
               <w:right w:w="80" w:type="dxa"/>
             </w:tcMar>
+            <w:shd w:val="clear" w:color="auto" w:fill="FFF2CC"/>
           </w:tcPr>
           <w:p>
             <w:pPr>
@@ -6282,29 +7077,49 @@
               <w:left w:w="80" w:type="dxa"/>
               <w:right w:w="80" w:type="dxa"/>
             </w:tcMar>
-          </w:tcPr>
-          <w:p>
-            <w:pPr>
-              <w:jc w:val="left"/>
-            </w:pPr>
-            <w:r>
-              <w:rPr>
-                <w:rFonts w:ascii="宋体" w:hAnsi="宋体" w:eastAsia="宋体"/>
-                <w:sz w:val="19"/>
-              </w:rPr>
-              <w:t>〔可选〕网络安全网关采购与配置(依 T1.11 决策)</w:t>
-            </w:r>
-          </w:p>
-        </w:tc>
-        <w:tc>
-          <w:tcPr>
-            <w:tcW w:type="dxa" w:w="1345"/>
-            <w:tcMar>
-              <w:top w:w="40" w:type="dxa"/>
-              <w:bottom w:w="40" w:type="dxa"/>
-              <w:left w:w="80" w:type="dxa"/>
-              <w:right w:w="80" w:type="dxa"/>
-            </w:tcMar>
+            <w:shd w:val="clear" w:color="auto" w:fill="FFF2CC"/>
+          </w:tcPr>
+          <w:p>
+            <w:pPr>
+              <w:jc w:val="left"/>
+            </w:pPr>
+            <w:r>
+              <w:rPr>
+                <w:rFonts w:ascii="宋体" w:hAnsi="宋体" w:eastAsia="宋体"/>
+                <w:b/>
+                <w:color w:val="1E7B34"/>
+                <w:sz w:val="19"/>
+              </w:rPr>
+              <w:t>【智控】</w:t>
+            </w:r>
+            <w:r>
+              <w:rPr>
+                <w:rFonts w:ascii="宋体" w:hAnsi="宋体" w:eastAsia="宋体"/>
+                <w:b/>
+                <w:color w:val="9C6F00"/>
+                <w:sz w:val="19"/>
+              </w:rPr>
+              <w:t>〔可选〕</w:t>
+            </w:r>
+            <w:r>
+              <w:rPr>
+                <w:rFonts w:ascii="宋体" w:hAnsi="宋体" w:eastAsia="宋体"/>
+                <w:sz w:val="19"/>
+              </w:rPr>
+              <w:t>网络安全网关采购与配置(依 T1.11 决策)</w:t>
+            </w:r>
+          </w:p>
+        </w:tc>
+        <w:tc>
+          <w:tcPr>
+            <w:tcW w:type="dxa" w:w="1345"/>
+            <w:tcMar>
+              <w:top w:w="40" w:type="dxa"/>
+              <w:bottom w:w="40" w:type="dxa"/>
+              <w:left w:w="80" w:type="dxa"/>
+              <w:right w:w="80" w:type="dxa"/>
+            </w:tcMar>
+            <w:shd w:val="clear" w:color="auto" w:fill="FFF2CC"/>
           </w:tcPr>
           <w:p>
             <w:pPr>
@@ -6328,6 +7143,7 @@
               <w:left w:w="80" w:type="dxa"/>
               <w:right w:w="80" w:type="dxa"/>
             </w:tcMar>
+            <w:shd w:val="clear" w:color="auto" w:fill="FFF2CC"/>
           </w:tcPr>
           <w:p>
             <w:pPr>
@@ -6351,6 +7167,7 @@
               <w:left w:w="80" w:type="dxa"/>
               <w:right w:w="80" w:type="dxa"/>
             </w:tcMar>
+            <w:shd w:val="clear" w:color="auto" w:fill="FFF2CC"/>
           </w:tcPr>
           <w:p>
             <w:pPr>
@@ -6374,6 +7191,7 @@
               <w:left w:w="80" w:type="dxa"/>
               <w:right w:w="80" w:type="dxa"/>
             </w:tcMar>
+            <w:shd w:val="clear" w:color="auto" w:fill="FFF2CC"/>
           </w:tcPr>
           <w:p>
             <w:pPr>
@@ -6397,6 +7215,7 @@
               <w:left w:w="80" w:type="dxa"/>
               <w:right w:w="80" w:type="dxa"/>
             </w:tcMar>
+            <w:shd w:val="clear" w:color="auto" w:fill="FFF2CC"/>
           </w:tcPr>
           <w:p>
             <w:pPr>
@@ -6452,6 +7271,15 @@
             <w:pPr>
               <w:jc w:val="left"/>
             </w:pPr>
+            <w:r>
+              <w:rPr>
+                <w:rFonts w:ascii="宋体" w:hAnsi="宋体" w:eastAsia="宋体"/>
+                <w:b/>
+                <w:color w:val="7F7F7F"/>
+                <w:sz w:val="19"/>
+              </w:rPr>
+              <w:t>【通用】</w:t>
+            </w:r>
             <w:r>
               <w:rPr>
                 <w:rFonts w:ascii="宋体" w:hAnsi="宋体" w:eastAsia="宋体"/>
@@ -6867,6 +7695,15 @@
             <w:r>
               <w:rPr>
                 <w:rFonts w:ascii="宋体" w:hAnsi="宋体" w:eastAsia="宋体"/>
+                <w:b/>
+                <w:color w:val="1F4E79"/>
+                <w:sz w:val="19"/>
+              </w:rPr>
+              <w:t>【驾控台】</w:t>
+            </w:r>
+            <w:r>
+              <w:rPr>
+                <w:rFonts w:ascii="宋体" w:hAnsi="宋体" w:eastAsia="宋体"/>
                 <w:sz w:val="19"/>
               </w:rPr>
               <w:t>外观检查(台体无损伤、IP44、颜色铭牌符合认可图)</w:t>
@@ -7032,6 +7869,15 @@
             <w:r>
               <w:rPr>
                 <w:rFonts w:ascii="宋体" w:hAnsi="宋体" w:eastAsia="宋体"/>
+                <w:b/>
+                <w:color w:val="1F4E79"/>
+                <w:sz w:val="19"/>
+              </w:rPr>
+              <w:t>【驾控台】</w:t>
+            </w:r>
+            <w:r>
+              <w:rPr>
+                <w:rFonts w:ascii="宋体" w:hAnsi="宋体" w:eastAsia="宋体"/>
                 <w:sz w:val="19"/>
               </w:rPr>
               <w:t>电气性能检查(绝缘/耐压/接地,符合 CCS)</w:t>
@@ -7200,6 +8046,15 @@
             <w:r>
               <w:rPr>
                 <w:rFonts w:ascii="宋体" w:hAnsi="宋体" w:eastAsia="宋体"/>
+                <w:b/>
+                <w:color w:val="1F4E79"/>
+                <w:sz w:val="19"/>
+              </w:rPr>
+              <w:t>【驾控台】</w:t>
+            </w:r>
+            <w:r>
+              <w:rPr>
+                <w:rFonts w:ascii="宋体" w:hAnsi="宋体" w:eastAsia="宋体"/>
                 <w:sz w:val="19"/>
               </w:rPr>
               <w:t>双路供电切换测试(AC220/DC24 任一失电无缝切换+报警上屏)</w:t>
@@ -7365,6 +8220,15 @@
             <w:r>
               <w:rPr>
                 <w:rFonts w:ascii="宋体" w:hAnsi="宋体" w:eastAsia="宋体"/>
+                <w:b/>
+                <w:color w:val="1F4E79"/>
+                <w:sz w:val="19"/>
+              </w:rPr>
+              <w:t>【驾控台】</w:t>
+            </w:r>
+            <w:r>
+              <w:rPr>
+                <w:rFonts w:ascii="宋体" w:hAnsi="宋体" w:eastAsia="宋体"/>
                 <w:sz w:val="19"/>
               </w:rPr>
               <w:t>急停多点串联台架测试(主/副/扩展任一触发→双推进停,不经 VCU 生效)</w:t>
@@ -7533,6 +8397,15 @@
             <w:r>
               <w:rPr>
                 <w:rFonts w:ascii="宋体" w:hAnsi="宋体" w:eastAsia="宋体"/>
+                <w:b/>
+                <w:color w:val="1E7B34"/>
+                <w:sz w:val="19"/>
+              </w:rPr>
+              <w:t>【智控】</w:t>
+            </w:r>
+            <w:r>
+              <w:rPr>
+                <w:rFonts w:ascii="宋体" w:hAnsi="宋体" w:eastAsia="宋体"/>
                 <w:sz w:val="19"/>
               </w:rPr>
               <w:t>CAN 总线稳定性测试(振动/温度下三路 CAN 无丢包误码)</w:t>
@@ -7698,6 +8571,15 @@
             <w:r>
               <w:rPr>
                 <w:rFonts w:ascii="宋体" w:hAnsi="宋体" w:eastAsia="宋体"/>
+                <w:b/>
+                <w:color w:val="7F7F7F"/>
+                <w:sz w:val="19"/>
+              </w:rPr>
+              <w:t>【通用】</w:t>
+            </w:r>
+            <w:r>
+              <w:rPr>
+                <w:rFonts w:ascii="宋体" w:hAnsi="宋体" w:eastAsia="宋体"/>
                 <w:sz w:val="19"/>
               </w:rPr>
               <w:t>邀请甲方出厂试验见证;合格证+出厂试验报告齐套</w:t>
@@ -7863,6 +8745,15 @@
             <w:pPr>
               <w:jc w:val="left"/>
             </w:pPr>
+            <w:r>
+              <w:rPr>
+                <w:rFonts w:ascii="宋体" w:hAnsi="宋体" w:eastAsia="宋体"/>
+                <w:b/>
+                <w:color w:val="7F7F7F"/>
+                <w:sz w:val="19"/>
+              </w:rPr>
+              <w:t>【通用】</w:t>
+            </w:r>
             <w:r>
               <w:rPr>
                 <w:rFonts w:ascii="宋体" w:hAnsi="宋体" w:eastAsia="宋体"/>
@@ -8301,6 +9192,15 @@
             <w:r>
               <w:rPr>
                 <w:rFonts w:ascii="宋体" w:hAnsi="宋体" w:eastAsia="宋体"/>
+                <w:b/>
+                <w:color w:val="7F7F7F"/>
+                <w:sz w:val="19"/>
+              </w:rPr>
+              <w:t>【通用】</w:t>
+            </w:r>
+            <w:r>
+              <w:rPr>
+                <w:rFonts w:ascii="宋体" w:hAnsi="宋体" w:eastAsia="宋体"/>
                 <w:sz w:val="19"/>
               </w:rPr>
               <w:t>船厂线缆预铺:摄像头 6 类网线×5、CAN 定制线(推进+直流板)、电池网线、音频线(双股金银 0.95²)、急停开关线(4 根,自制)</w:t>
@@ -8468,6 +9368,15 @@
             <w:r>
               <w:rPr>
                 <w:rFonts w:ascii="宋体" w:hAnsi="宋体" w:eastAsia="宋体"/>
+                <w:b/>
+                <w:color w:val="1E7B34"/>
+                <w:sz w:val="19"/>
+              </w:rPr>
+              <w:t>【智控】</w:t>
+            </w:r>
+            <w:r>
+              <w:rPr>
+                <w:rFonts w:ascii="宋体" w:hAnsi="宋体" w:eastAsia="宋体"/>
                 <w:sz w:val="19"/>
               </w:rPr>
               <w:t>惯导天线×2 安装(船顶开阔区、间距 1.5m、开孔 ∅147.5mm、嵌入需 100mm 深度、打胶固定)</w:t>
@@ -8636,6 +9545,15 @@
             <w:r>
               <w:rPr>
                 <w:rFonts w:ascii="宋体" w:hAnsi="宋体" w:eastAsia="宋体"/>
+                <w:b/>
+                <w:color w:val="1E7B34"/>
+                <w:sz w:val="19"/>
+              </w:rPr>
+              <w:t>【智控】</w:t>
+            </w:r>
+            <w:r>
+              <w:rPr>
+                <w:rFonts w:ascii="宋体" w:hAnsi="宋体" w:eastAsia="宋体"/>
                 <w:sz w:val="19"/>
               </w:rPr>
               <w:t>毫米波雷达安装(船头、正面无遮挡、嵌入式;亚克力装饰需与发射面贴合)</w:t>
@@ -8801,6 +9719,15 @@
             <w:r>
               <w:rPr>
                 <w:rFonts w:ascii="宋体" w:hAnsi="宋体" w:eastAsia="宋体"/>
+                <w:b/>
+                <w:color w:val="1E7B34"/>
+                <w:sz w:val="19"/>
+              </w:rPr>
+              <w:t>【智控】</w:t>
+            </w:r>
+            <w:r>
+              <w:rPr>
+                <w:rFonts w:ascii="宋体" w:hAnsi="宋体" w:eastAsia="宋体"/>
                 <w:sz w:val="19"/>
               </w:rPr>
               <w:t>语音喇叭安装(开孔 ∅130mm;扩展喇叭最多 2 个,位置确认)</w:t>
@@ -8969,6 +9896,15 @@
             <w:r>
               <w:rPr>
                 <w:rFonts w:ascii="宋体" w:hAnsi="宋体" w:eastAsia="宋体"/>
+                <w:b/>
+                <w:color w:val="1E7B34"/>
+                <w:sz w:val="19"/>
+              </w:rPr>
+              <w:t>【智控】</w:t>
+            </w:r>
+            <w:r>
+              <w:rPr>
+                <w:rFonts w:ascii="宋体" w:hAnsi="宋体" w:eastAsia="宋体"/>
                 <w:sz w:val="19"/>
               </w:rPr>
               <w:t>摄像头×5 + NVR + 边缘计算盒安装(POE 供电,支架浦立泽提供)</w:t>
@@ -9134,6 +10070,15 @@
             <w:r>
               <w:rPr>
                 <w:rFonts w:ascii="宋体" w:hAnsi="宋体" w:eastAsia="宋体"/>
+                <w:b/>
+                <w:color w:val="1E7B34"/>
+                <w:sz w:val="19"/>
+              </w:rPr>
+              <w:t>【智控】</w:t>
+            </w:r>
+            <w:r>
+              <w:rPr>
+                <w:rFonts w:ascii="宋体" w:hAnsi="宋体" w:eastAsia="宋体"/>
                 <w:sz w:val="19"/>
               </w:rPr>
               <w:t>后甲板急停开关安装(∅22mm 开孔,两对常闭,与驾控台急停</w:t>
@@ -9318,6 +10263,15 @@
             <w:r>
               <w:rPr>
                 <w:rFonts w:ascii="宋体" w:hAnsi="宋体" w:eastAsia="宋体"/>
+                <w:b/>
+                <w:color w:val="1E7B34"/>
+                <w:sz w:val="19"/>
+              </w:rPr>
+              <w:t>【智控】</w:t>
+            </w:r>
+            <w:r>
+              <w:rPr>
+                <w:rFonts w:ascii="宋体" w:hAnsi="宋体" w:eastAsia="宋体"/>
                 <w:sz w:val="19"/>
               </w:rPr>
               <w:t>动态声呐安装(按 T1.7 支架方案;</w:t>
@@ -9496,6 +10450,15 @@
             <w:pPr>
               <w:jc w:val="left"/>
             </w:pPr>
+            <w:r>
+              <w:rPr>
+                <w:rFonts w:ascii="宋体" w:hAnsi="宋体" w:eastAsia="宋体"/>
+                <w:b/>
+                <w:color w:val="1F4E79"/>
+                <w:sz w:val="19"/>
+              </w:rPr>
+              <w:t>【驾控台】</w:t>
+            </w:r>
             <w:r>
               <w:rPr>
                 <w:rFonts w:ascii="宋体" w:hAnsi="宋体" w:eastAsia="宋体"/>
@@ -9913,6 +10876,15 @@
             <w:r>
               <w:rPr>
                 <w:rFonts w:ascii="宋体" w:hAnsi="宋体" w:eastAsia="宋体"/>
+                <w:b/>
+                <w:color w:val="1E7B34"/>
+                <w:sz w:val="19"/>
+              </w:rPr>
+              <w:t>【智控】</w:t>
+            </w:r>
+            <w:r>
+              <w:rPr>
+                <w:rFonts w:ascii="宋体" w:hAnsi="宋体" w:eastAsia="宋体"/>
                 <w:sz w:val="19"/>
               </w:rPr>
               <w:t>报警与数采链路逐点测试(液位/舱底水/SOC/失电等逐点触发,时延达标上屏)</w:t>
@@ -10078,6 +11050,15 @@
             <w:r>
               <w:rPr>
                 <w:rFonts w:ascii="宋体" w:hAnsi="宋体" w:eastAsia="宋体"/>
+                <w:b/>
+                <w:color w:val="1E7B34"/>
+                <w:sz w:val="19"/>
+              </w:rPr>
+              <w:t>【智控】</w:t>
+            </w:r>
+            <w:r>
+              <w:rPr>
+                <w:rFonts w:ascii="宋体" w:hAnsi="宋体" w:eastAsia="宋体"/>
                 <w:sz w:val="19"/>
               </w:rPr>
               <w:t>视频/声呐/雷达功能测试(5 路视频可回放、声呐成像、雷达 40m 预警)</w:t>
@@ -10246,6 +11227,15 @@
             <w:r>
               <w:rPr>
                 <w:rFonts w:ascii="宋体" w:hAnsi="宋体" w:eastAsia="宋体"/>
+                <w:b/>
+                <w:color w:val="1E7B34"/>
+                <w:sz w:val="19"/>
+              </w:rPr>
+              <w:t>【智控】</w:t>
+            </w:r>
+            <w:r>
+              <w:rPr>
+                <w:rFonts w:ascii="宋体" w:hAnsi="宋体" w:eastAsia="宋体"/>
                 <w:sz w:val="19"/>
               </w:rPr>
               <w:t>4G/5G 船岸通信测试(数据上云、岸端可实时获取;若实施网关则含白名单验证)</w:t>
@@ -10411,6 +11401,15 @@
             <w:r>
               <w:rPr>
                 <w:rFonts w:ascii="宋体" w:hAnsi="宋体" w:eastAsia="宋体"/>
+                <w:b/>
+                <w:color w:val="6A2FBF"/>
+                <w:sz w:val="19"/>
+              </w:rPr>
+              <w:t>【软件】</w:t>
+            </w:r>
+            <w:r>
+              <w:rPr>
+                <w:rFonts w:ascii="宋体" w:hAnsi="宋体" w:eastAsia="宋体"/>
                 <w:sz w:val="19"/>
               </w:rPr>
               <w:t>双驾控台权限切换测试(回空挡可切换、未回空挡拒绝)</w:t>
@@ -10576,6 +11575,15 @@
             <w:pPr>
               <w:jc w:val="left"/>
             </w:pPr>
+            <w:r>
+              <w:rPr>
+                <w:rFonts w:ascii="宋体" w:hAnsi="宋体" w:eastAsia="宋体"/>
+                <w:b/>
+                <w:color w:val="6A2FBF"/>
+                <w:sz w:val="19"/>
+              </w:rPr>
+              <w:t>【软件】</w:t>
+            </w:r>
             <w:r>
               <w:rPr>
                 <w:rFonts w:ascii="宋体" w:hAnsi="宋体" w:eastAsia="宋体"/>
@@ -10964,6 +11972,7 @@
               <w:left w:w="80" w:type="dxa"/>
               <w:right w:w="80" w:type="dxa"/>
             </w:tcMar>
+            <w:shd w:val="clear" w:color="auto" w:fill="FDE9D9"/>
           </w:tcPr>
           <w:p>
             <w:pPr>
@@ -10987,11 +11996,21 @@
               <w:left w:w="80" w:type="dxa"/>
               <w:right w:w="80" w:type="dxa"/>
             </w:tcMar>
-          </w:tcPr>
-          <w:p>
-            <w:pPr>
-              <w:jc w:val="left"/>
-            </w:pPr>
+            <w:shd w:val="clear" w:color="auto" w:fill="FDE9D9"/>
+          </w:tcPr>
+          <w:p>
+            <w:pPr>
+              <w:jc w:val="left"/>
+            </w:pPr>
+            <w:r>
+              <w:rPr>
+                <w:rFonts w:ascii="宋体" w:hAnsi="宋体" w:eastAsia="宋体"/>
+                <w:b/>
+                <w:color w:val="1E7B34"/>
+                <w:sz w:val="19"/>
+              </w:rPr>
+              <w:t>【智控】</w:t>
+            </w:r>
             <w:r>
               <w:rPr>
                 <w:rFonts w:ascii="宋体" w:hAnsi="宋体" w:eastAsia="宋体"/>
@@ -11026,6 +12045,7 @@
               <w:left w:w="80" w:type="dxa"/>
               <w:right w:w="80" w:type="dxa"/>
             </w:tcMar>
+            <w:shd w:val="clear" w:color="auto" w:fill="FDE9D9"/>
           </w:tcPr>
           <w:p>
             <w:pPr>
@@ -11049,6 +12069,7 @@
               <w:left w:w="80" w:type="dxa"/>
               <w:right w:w="80" w:type="dxa"/>
             </w:tcMar>
+            <w:shd w:val="clear" w:color="auto" w:fill="FDE9D9"/>
           </w:tcPr>
           <w:p>
             <w:pPr>
@@ -11072,6 +12093,7 @@
               <w:left w:w="80" w:type="dxa"/>
               <w:right w:w="80" w:type="dxa"/>
             </w:tcMar>
+            <w:shd w:val="clear" w:color="auto" w:fill="FDE9D9"/>
           </w:tcPr>
           <w:p>
             <w:pPr>
@@ -11095,6 +12117,7 @@
               <w:left w:w="80" w:type="dxa"/>
               <w:right w:w="80" w:type="dxa"/>
             </w:tcMar>
+            <w:shd w:val="clear" w:color="auto" w:fill="FDE9D9"/>
           </w:tcPr>
           <w:p>
             <w:pPr>
@@ -11118,17 +12141,27 @@
               <w:left w:w="80" w:type="dxa"/>
               <w:right w:w="80" w:type="dxa"/>
             </w:tcMar>
-          </w:tcPr>
-          <w:p>
-            <w:pPr>
-              <w:jc w:val="left"/>
-            </w:pPr>
-            <w:r>
-              <w:rPr>
-                <w:rFonts w:ascii="宋体" w:hAnsi="宋体" w:eastAsia="宋体"/>
-                <w:sz w:val="19"/>
-              </w:rPr>
-              <w:t>待定项#8</w:t>
+            <w:shd w:val="clear" w:color="auto" w:fill="FDE9D9"/>
+          </w:tcPr>
+          <w:p>
+            <w:pPr>
+              <w:jc w:val="left"/>
+            </w:pPr>
+            <w:r>
+              <w:rPr>
+                <w:rFonts w:ascii="宋体" w:hAnsi="宋体" w:eastAsia="宋体"/>
+                <w:b/>
+                <w:color w:val="C5500B"/>
+                <w:sz w:val="19"/>
+              </w:rPr>
+              <w:t>待定</w:t>
+            </w:r>
+            <w:r>
+              <w:rPr>
+                <w:rFonts w:ascii="宋体" w:hAnsi="宋体" w:eastAsia="宋体"/>
+                <w:sz w:val="19"/>
+              </w:rPr>
+              <w:t>项#8</w:t>
             </w:r>
           </w:p>
         </w:tc>
@@ -11176,6 +12209,15 @@
             <w:r>
               <w:rPr>
                 <w:rFonts w:ascii="宋体" w:hAnsi="宋体" w:eastAsia="宋体"/>
+                <w:b/>
+                <w:color w:val="1E7B34"/>
+                <w:sz w:val="19"/>
+              </w:rPr>
+              <w:t>【智控】</w:t>
+            </w:r>
+            <w:r>
+              <w:rPr>
+                <w:rFonts w:ascii="宋体" w:hAnsi="宋体" w:eastAsia="宋体"/>
                 <w:sz w:val="19"/>
               </w:rPr>
               <w:t>智控/手动切换航行实测(切入条件:转速归零+吊舱归位;退出条件按 T1.2 验证)</w:t>
@@ -11344,6 +12386,15 @@
             <w:r>
               <w:rPr>
                 <w:rFonts w:ascii="宋体" w:hAnsi="宋体" w:eastAsia="宋体"/>
+                <w:b/>
+                <w:color w:val="7F7F7F"/>
+                <w:sz w:val="19"/>
+              </w:rPr>
+              <w:t>【通用】</w:t>
+            </w:r>
+            <w:r>
+              <w:rPr>
+                <w:rFonts w:ascii="宋体" w:hAnsi="宋体" w:eastAsia="宋体"/>
                 <w:sz w:val="19"/>
               </w:rPr>
               <w:t>应急舵接管测试(模拟转舵失效,人员随时接管)</w:t>
@@ -11506,6 +12557,15 @@
             <w:pPr>
               <w:jc w:val="left"/>
             </w:pPr>
+            <w:r>
+              <w:rPr>
+                <w:rFonts w:ascii="宋体" w:hAnsi="宋体" w:eastAsia="宋体"/>
+                <w:b/>
+                <w:color w:val="7F7F7F"/>
+                <w:sz w:val="19"/>
+              </w:rPr>
+              <w:t>【通用】</w:t>
+            </w:r>
             <w:r>
               <w:rPr>
                 <w:rFonts w:ascii="宋体" w:hAnsi="宋体" w:eastAsia="宋体"/>
@@ -11921,6 +12981,15 @@
             <w:r>
               <w:rPr>
                 <w:rFonts w:ascii="宋体" w:hAnsi="宋体" w:eastAsia="宋体"/>
+                <w:b/>
+                <w:color w:val="7F7F7F"/>
+                <w:sz w:val="19"/>
+              </w:rPr>
+              <w:t>【通用】</w:t>
+            </w:r>
+            <w:r>
+              <w:rPr>
+                <w:rFonts w:ascii="宋体" w:hAnsi="宋体" w:eastAsia="宋体"/>
                 <w:sz w:val="19"/>
               </w:rPr>
               <w:t>随机文件定稿交付(中文手册、功能原理图含端子编号、接线图、系统手册)</w:t>
@@ -12086,6 +13155,15 @@
             <w:r>
               <w:rPr>
                 <w:rFonts w:ascii="宋体" w:hAnsi="宋体" w:eastAsia="宋体"/>
+                <w:b/>
+                <w:color w:val="7F7F7F"/>
+                <w:sz w:val="19"/>
+              </w:rPr>
+              <w:t>【通用】</w:t>
+            </w:r>
+            <w:r>
+              <w:rPr>
+                <w:rFonts w:ascii="宋体" w:hAnsi="宋体" w:eastAsia="宋体"/>
                 <w:sz w:val="19"/>
               </w:rPr>
               <w:t>免费技术指导与操作培训(甲方/船东/船厂),按需参加系泊/航行试验报验</w:t>
@@ -12254,6 +13332,15 @@
             <w:r>
               <w:rPr>
                 <w:rFonts w:ascii="宋体" w:hAnsi="宋体" w:eastAsia="宋体"/>
+                <w:b/>
+                <w:color w:val="7F7F7F"/>
+                <w:sz w:val="19"/>
+              </w:rPr>
+              <w:t>【通用】</w:t>
+            </w:r>
+            <w:r>
+              <w:rPr>
+                <w:rFonts w:ascii="宋体" w:hAnsi="宋体" w:eastAsia="宋体"/>
                 <w:sz w:val="19"/>
               </w:rPr>
               <w:t>as-built 图纸回灌(把联调实测的端口分配/标定参数更新进正式图,替换方案中的示意图)</w:t>
@@ -12419,6 +13506,15 @@
             <w:r>
               <w:rPr>
                 <w:rFonts w:ascii="宋体" w:hAnsi="宋体" w:eastAsia="宋体"/>
+                <w:b/>
+                <w:color w:val="7F7F7F"/>
+                <w:sz w:val="19"/>
+              </w:rPr>
+              <w:t>【通用】</w:t>
+            </w:r>
+            <w:r>
+              <w:rPr>
+                <w:rFonts w:ascii="宋体" w:hAnsi="宋体" w:eastAsia="宋体"/>
                 <w:sz w:val="19"/>
               </w:rPr>
               <w:t>货物/系统五方清点验收签字(甲方、船东、船厂、设计院、设备商)</w:t>
@@ -12584,6 +13680,15 @@
             <w:pPr>
               <w:jc w:val="left"/>
             </w:pPr>
+            <w:r>
+              <w:rPr>
+                <w:rFonts w:ascii="宋体" w:hAnsi="宋体" w:eastAsia="宋体"/>
+                <w:b/>
+                <w:color w:val="7F7F7F"/>
+                <w:sz w:val="19"/>
+              </w:rPr>
+              <w:t>【通用】</w:t>
+            </w:r>
             <w:r>
               <w:rPr>
                 <w:rFonts w:ascii="宋体" w:hAnsi="宋体" w:eastAsia="宋体"/>
@@ -12909,6 +14014,7 @@
               <w:left w:w="80" w:type="dxa"/>
               <w:right w:w="80" w:type="dxa"/>
             </w:tcMar>
+            <w:shd w:val="clear" w:color="auto" w:fill="FDE9D9"/>
           </w:tcPr>
           <w:p>
             <w:pPr>
@@ -12932,17 +14038,27 @@
               <w:left w:w="80" w:type="dxa"/>
               <w:right w:w="80" w:type="dxa"/>
             </w:tcMar>
-          </w:tcPr>
-          <w:p>
-            <w:pPr>
-              <w:jc w:val="left"/>
-            </w:pPr>
-            <w:r>
-              <w:rPr>
-                <w:rFonts w:ascii="宋体" w:hAnsi="宋体" w:eastAsia="宋体"/>
-                <w:sz w:val="19"/>
-              </w:rPr>
-              <w:t>待定项跟踪:V2 第八章 12 条逐条指派负责人+闭环时间,周会核销</w:t>
+            <w:shd w:val="clear" w:color="auto" w:fill="FDE9D9"/>
+          </w:tcPr>
+          <w:p>
+            <w:pPr>
+              <w:jc w:val="left"/>
+            </w:pPr>
+            <w:r>
+              <w:rPr>
+                <w:rFonts w:ascii="宋体" w:hAnsi="宋体" w:eastAsia="宋体"/>
+                <w:b/>
+                <w:color w:val="C5500B"/>
+                <w:sz w:val="19"/>
+              </w:rPr>
+              <w:t>待定</w:t>
+            </w:r>
+            <w:r>
+              <w:rPr>
+                <w:rFonts w:ascii="宋体" w:hAnsi="宋体" w:eastAsia="宋体"/>
+                <w:sz w:val="19"/>
+              </w:rPr>
+              <w:t>项跟踪:V2 第八章 12 条逐条指派负责人+闭环时间,周会核销</w:t>
             </w:r>
           </w:p>
         </w:tc>
@@ -12955,6 +14071,7 @@
               <w:left w:w="80" w:type="dxa"/>
               <w:right w:w="80" w:type="dxa"/>
             </w:tcMar>
+            <w:shd w:val="clear" w:color="auto" w:fill="FDE9D9"/>
           </w:tcPr>
           <w:p>
             <w:pPr>
@@ -12978,6 +14095,7 @@
               <w:left w:w="80" w:type="dxa"/>
               <w:right w:w="80" w:type="dxa"/>
             </w:tcMar>
+            <w:shd w:val="clear" w:color="auto" w:fill="FDE9D9"/>
           </w:tcPr>
           <w:p>
             <w:pPr>
@@ -13001,6 +14119,7 @@
               <w:left w:w="80" w:type="dxa"/>
               <w:right w:w="80" w:type="dxa"/>
             </w:tcMar>
+            <w:shd w:val="clear" w:color="auto" w:fill="FDE9D9"/>
           </w:tcPr>
           <w:p>
             <w:pPr>
@@ -13770,18 +14889,34 @@
               <w:left w:w="80" w:type="dxa"/>
               <w:right w:w="80" w:type="dxa"/>
             </w:tcMar>
-            <w:shd w:val="clear" w:color="auto" w:fill="F2F5F9"/>
-          </w:tcPr>
-          <w:p>
-            <w:pPr>
-              <w:jc w:val="left"/>
-            </w:pPr>
-            <w:r>
-              <w:rPr>
-                <w:rFonts w:ascii="宋体" w:hAnsi="宋体" w:eastAsia="宋体"/>
-                <w:sz w:val="19"/>
-              </w:rPr>
-              <w:t>P1 技术澄清与详设</w:t>
+            <w:shd w:val="clear" w:color="auto" w:fill="FDE9D9"/>
+          </w:tcPr>
+          <w:p>
+            <w:pPr>
+              <w:jc w:val="left"/>
+            </w:pPr>
+            <w:r>
+              <w:rPr>
+                <w:rFonts w:ascii="宋体" w:hAnsi="宋体" w:eastAsia="宋体"/>
+                <w:sz w:val="19"/>
+              </w:rPr>
+              <w:t>P1 技术</w:t>
+            </w:r>
+            <w:r>
+              <w:rPr>
+                <w:rFonts w:ascii="宋体" w:hAnsi="宋体" w:eastAsia="宋体"/>
+                <w:b/>
+                <w:color w:val="C5500B"/>
+                <w:sz w:val="19"/>
+              </w:rPr>
+              <w:t>澄清</w:t>
+            </w:r>
+            <w:r>
+              <w:rPr>
+                <w:rFonts w:ascii="宋体" w:hAnsi="宋体" w:eastAsia="宋体"/>
+                <w:sz w:val="19"/>
+              </w:rPr>
+              <w:t>与详设</w:t>
             </w:r>
           </w:p>
         </w:tc>
@@ -13794,7 +14929,7 @@
               <w:left w:w="80" w:type="dxa"/>
               <w:right w:w="80" w:type="dxa"/>
             </w:tcMar>
-            <w:shd w:val="clear" w:color="auto" w:fill="F2F5F9"/>
+            <w:shd w:val="clear" w:color="auto" w:fill="FDE9D9"/>
           </w:tcPr>
           <w:p>
             <w:pPr>
@@ -13818,7 +14953,7 @@
               <w:left w:w="80" w:type="dxa"/>
               <w:right w:w="80" w:type="dxa"/>
             </w:tcMar>
-            <w:shd w:val="clear" w:color="auto" w:fill="F2F5F9"/>
+            <w:shd w:val="clear" w:color="auto" w:fill="FDE9D9"/>
           </w:tcPr>
           <w:p>
             <w:pPr>
@@ -13842,7 +14977,7 @@
               <w:left w:w="80" w:type="dxa"/>
               <w:right w:w="80" w:type="dxa"/>
             </w:tcMar>
-            <w:shd w:val="clear" w:color="auto" w:fill="F2F5F9"/>
+            <w:shd w:val="clear" w:color="auto" w:fill="FDE9D9"/>
           </w:tcPr>
           <w:p>
             <w:pPr>
@@ -14688,7 +15823,39 @@
           <w:rFonts w:ascii="宋体" w:hAnsi="宋体" w:eastAsia="宋体"/>
           <w:sz w:val="21"/>
         </w:rPr>
-        <w:t>:T1.1(副台面板)、T1.4(上行总线)、T1.5(手柄供电)三条澄清任务卡住正式接线图(T1.14),接线图又是整条关键路径的起点——本周就该发出澄清函。</w:t>
+        <w:t>:T1.1(副台面板)、T1.4(上行总线)、T1.5(手柄供电)三条</w:t>
+      </w:r>
+      <w:r>
+        <w:rPr>
+          <w:rFonts w:ascii="宋体" w:hAnsi="宋体" w:eastAsia="宋体"/>
+          <w:b/>
+          <w:color w:val="C5500B"/>
+          <w:sz w:val="21"/>
+        </w:rPr>
+        <w:t>澄清</w:t>
+      </w:r>
+      <w:r>
+        <w:rPr>
+          <w:rFonts w:ascii="宋体" w:hAnsi="宋体" w:eastAsia="宋体"/>
+          <w:sz w:val="21"/>
+        </w:rPr>
+        <w:t>任务卡住正式接线图(T1.14),接线图又是整条关键路径的起点——本周就该发出</w:t>
+      </w:r>
+      <w:r>
+        <w:rPr>
+          <w:rFonts w:ascii="宋体" w:hAnsi="宋体" w:eastAsia="宋体"/>
+          <w:b/>
+          <w:color w:val="C5500B"/>
+          <w:sz w:val="21"/>
+        </w:rPr>
+        <w:t>澄清</w:t>
+      </w:r>
+      <w:r>
+        <w:rPr>
+          <w:rFonts w:ascii="宋体" w:hAnsi="宋体" w:eastAsia="宋体"/>
+          <w:sz w:val="21"/>
+        </w:rPr>
+        <w:t>函。</w:t>
       </w:r>
     </w:p>
     <w:p>
@@ -14746,7 +15913,23 @@
           <w:rFonts w:ascii="宋体" w:hAnsi="宋体" w:eastAsia="宋体"/>
           <w:sz w:val="21"/>
         </w:rPr>
-        <w:t>:三个〔可选〕决策(网关/告警分级/健康评分)设定决策截止日=M1 详设冻结;逾期默认不实施并书面留痕,避免后期插入返工。</w:t>
+        <w:t>:三个</w:t>
+      </w:r>
+      <w:r>
+        <w:rPr>
+          <w:rFonts w:ascii="宋体" w:hAnsi="宋体" w:eastAsia="宋体"/>
+          <w:b/>
+          <w:color w:val="9C6F00"/>
+          <w:sz w:val="21"/>
+        </w:rPr>
+        <w:t>〔可选〕</w:t>
+      </w:r>
+      <w:r>
+        <w:rPr>
+          <w:rFonts w:ascii="宋体" w:hAnsi="宋体" w:eastAsia="宋体"/>
+          <w:sz w:val="21"/>
+        </w:rPr>
+        <w:t>决策(网关/告警分级/健康评分)设定决策截止日=M1 详设冻结;逾期默认不实施并书面留痕,避免后期插入返工。</w:t>
       </w:r>
     </w:p>
     <w:sectPr>
